--- a/Pastabos_sablonas.docx
+++ b/Pastabos_sablonas.docx
@@ -8,6 +8,7 @@
           <w:rFonts w:ascii="Times New Roman" w:hAnsi="Times New Roman" w:cs="Times New Roman"/>
         </w:rPr>
       </w:pPr>
+      <w:bookmarkStart w:id="0" w:name="_Hlk220052538"/>
       <w:r>
         <w:rPr>
           <w:rFonts w:ascii="Times New Roman" w:hAnsi="Times New Roman" w:cs="Times New Roman"/>
@@ -19,181 +20,6 @@
           <w:rFonts w:ascii="Times New Roman" w:hAnsi="Times New Roman" w:cs="Times New Roman"/>
         </w:rPr>
         <w:t>u</w:t>
-      </w:r>
-      <w:r>
-        <w:rPr>
-          <w:rFonts w:ascii="Times New Roman" w:hAnsi="Times New Roman" w:cs="Times New Roman"/>
-        </w:rPr>
-        <w:t xml:space="preserve"> </w:t>
-      </w:r>
-      <w:hyperlink r:id="rId5" w:history="1">
-        <w:r>
-          <w:rPr>
-            <w:rStyle w:val="Hipersaitas"/>
-            <w:rFonts w:ascii="Times New Roman" w:hAnsi="Times New Roman" w:cs="Times New Roman"/>
-          </w:rPr>
-          <w:t>https://github.com/virgilijus-1970/saugykla</w:t>
-        </w:r>
-      </w:hyperlink>
-      <w:r>
-        <w:rPr>
-          <w:rFonts w:ascii="Times New Roman" w:hAnsi="Times New Roman" w:cs="Times New Roman"/>
-        </w:rPr>
-        <w:t xml:space="preserve"> </w:t>
-      </w:r>
-      <w:r>
-        <w:rPr>
-          <w:rFonts w:ascii="Times New Roman" w:hAnsi="Times New Roman" w:cs="Times New Roman"/>
-          <w:color w:val="FF0000"/>
-        </w:rPr>
-        <w:t xml:space="preserve">LST 1516 </w:t>
-      </w:r>
-      <w:r>
-        <w:rPr>
-          <w:rFonts w:ascii="Times New Roman" w:hAnsi="Times New Roman" w:cs="Times New Roman"/>
-          <w:color w:val="FF0000"/>
-        </w:rPr>
-        <w:t xml:space="preserve">standarto </w:t>
-      </w:r>
-      <w:r>
-        <w:rPr>
-          <w:rFonts w:ascii="Times New Roman" w:hAnsi="Times New Roman" w:cs="Times New Roman"/>
-        </w:rPr>
-        <w:t xml:space="preserve">dokumentu </w:t>
-      </w:r>
-      <w:r>
-        <w:rPr>
-          <w:rFonts w:ascii="Times New Roman" w:hAnsi="Times New Roman" w:cs="Times New Roman"/>
-        </w:rPr>
-        <w:t xml:space="preserve">ir </w:t>
-      </w:r>
-      <w:r>
-        <w:rPr>
-          <w:rFonts w:ascii="Times New Roman" w:hAnsi="Times New Roman" w:cs="Times New Roman"/>
-        </w:rPr>
-        <w:t xml:space="preserve">kitais </w:t>
-      </w:r>
-      <w:r>
-        <w:rPr>
-          <w:rFonts w:ascii="Times New Roman" w:hAnsi="Times New Roman" w:cs="Times New Roman"/>
-        </w:rPr>
-        <w:t xml:space="preserve">galiojančiais </w:t>
-      </w:r>
-      <w:r>
-        <w:rPr>
-          <w:rFonts w:ascii="Times New Roman" w:hAnsi="Times New Roman" w:cs="Times New Roman"/>
-        </w:rPr>
-        <w:t>teisės aktais</w:t>
-      </w:r>
-      <w:r>
-        <w:rPr>
-          <w:rFonts w:ascii="Times New Roman" w:hAnsi="Times New Roman" w:cs="Times New Roman"/>
-        </w:rPr>
-        <w:t xml:space="preserve"> </w:t>
-      </w:r>
-      <w:r>
-        <w:rPr>
-          <w:rFonts w:ascii="Times New Roman" w:hAnsi="Times New Roman" w:cs="Times New Roman"/>
-        </w:rPr>
-        <w:t xml:space="preserve">prie jo, </w:t>
-      </w:r>
-      <w:r>
-        <w:rPr>
-          <w:rFonts w:ascii="Times New Roman" w:hAnsi="Times New Roman" w:cs="Times New Roman"/>
-        </w:rPr>
-        <w:t>patikrin</w:t>
-      </w:r>
-      <w:r>
-        <w:rPr>
-          <w:rFonts w:ascii="Times New Roman" w:hAnsi="Times New Roman" w:cs="Times New Roman"/>
-        </w:rPr>
-        <w:t>k</w:t>
-      </w:r>
-      <w:r>
-        <w:rPr>
-          <w:rFonts w:ascii="Times New Roman" w:hAnsi="Times New Roman" w:cs="Times New Roman"/>
-        </w:rPr>
-        <w:t>i</w:t>
-      </w:r>
-      <w:r>
-        <w:rPr>
-          <w:rFonts w:ascii="Times New Roman" w:hAnsi="Times New Roman" w:cs="Times New Roman"/>
-        </w:rPr>
-        <w:t>te</w:t>
-      </w:r>
-      <w:r>
-        <w:rPr>
-          <w:rFonts w:ascii="Times New Roman" w:hAnsi="Times New Roman" w:cs="Times New Roman"/>
-        </w:rPr>
-        <w:t xml:space="preserve"> pridėtą projektą LST 1516</w:t>
-      </w:r>
-      <w:r>
-        <w:rPr>
-          <w:rFonts w:ascii="Times New Roman" w:hAnsi="Times New Roman" w:cs="Times New Roman"/>
-        </w:rPr>
-        <w:t xml:space="preserve"> atitik</w:t>
-      </w:r>
-      <w:r>
-        <w:rPr>
-          <w:rFonts w:ascii="Times New Roman" w:hAnsi="Times New Roman" w:cs="Times New Roman"/>
-        </w:rPr>
-        <w:t>čiai</w:t>
-      </w:r>
-      <w:r>
-        <w:rPr>
-          <w:rFonts w:ascii="Times New Roman" w:hAnsi="Times New Roman" w:cs="Times New Roman"/>
-        </w:rPr>
-        <w:t xml:space="preserve">. </w:t>
-      </w:r>
-      <w:r>
-        <w:rPr>
-          <w:rFonts w:ascii="Times New Roman" w:hAnsi="Times New Roman" w:cs="Times New Roman"/>
-        </w:rPr>
-        <w:t>Detaliai n</w:t>
-      </w:r>
-      <w:r>
-        <w:rPr>
-          <w:rFonts w:ascii="Times New Roman" w:hAnsi="Times New Roman" w:cs="Times New Roman"/>
-        </w:rPr>
-        <w:t xml:space="preserve">urodykite projekto trūkumus </w:t>
-      </w:r>
-      <w:r>
-        <w:rPr>
-          <w:rFonts w:ascii="Times New Roman" w:hAnsi="Times New Roman" w:cs="Times New Roman"/>
-        </w:rPr>
-        <w:t xml:space="preserve">ir pastabas jas </w:t>
-      </w:r>
-      <w:r>
-        <w:rPr>
-          <w:rFonts w:ascii="Times New Roman" w:hAnsi="Times New Roman" w:cs="Times New Roman"/>
-        </w:rPr>
-        <w:t>aprašant, cituojant ir su nuorodomis į teisės dokumento dalį bei jo puslapį.</w:t>
-      </w:r>
-    </w:p>
-    <w:p>
-      <w:pPr>
-        <w:rPr>
-          <w:rFonts w:ascii="Times New Roman" w:hAnsi="Times New Roman" w:cs="Times New Roman"/>
-        </w:rPr>
-      </w:pPr>
-    </w:p>
-    <w:p>
-      <w:pPr>
-        <w:rPr>
-          <w:rFonts w:ascii="Times New Roman" w:hAnsi="Times New Roman" w:cs="Times New Roman"/>
-        </w:rPr>
-      </w:pPr>
-      <w:r>
-        <w:rPr>
-          <w:rFonts w:ascii="Times New Roman" w:hAnsi="Times New Roman" w:cs="Times New Roman"/>
-        </w:rPr>
-        <w:t>Vadovaujantis pridėt</w:t>
-      </w:r>
-      <w:r>
-        <w:rPr>
-          <w:rFonts w:ascii="Times New Roman" w:hAnsi="Times New Roman" w:cs="Times New Roman"/>
-        </w:rPr>
-        <w:t>ais</w:t>
       </w:r>
       <w:r>
         <w:rPr>
@@ -219,23 +45,114 @@
       <w:r>
         <w:rPr>
           <w:rFonts w:ascii="Times New Roman" w:hAnsi="Times New Roman" w:cs="Times New Roman"/>
+        </w:rPr>
+        <w:t xml:space="preserve"> </w:t>
+      </w:r>
+      <w:r>
+        <w:rPr>
+          <w:rFonts w:ascii="Times New Roman" w:hAnsi="Times New Roman" w:cs="Times New Roman"/>
           <w:color w:val="FF0000"/>
         </w:rPr>
-        <w:t>Specialiųjų žemės n</w:t>
+        <w:t xml:space="preserve">LST 1516 </w:t>
+      </w:r>
+      <w:r>
+        <w:rPr>
+          <w:rFonts w:ascii="Times New Roman" w:hAnsi="Times New Roman" w:cs="Times New Roman"/>
+        </w:rPr>
+        <w:t>standart</w:t>
+      </w:r>
+      <w:r>
+        <w:rPr>
+          <w:rFonts w:ascii="Times New Roman" w:hAnsi="Times New Roman" w:cs="Times New Roman"/>
+        </w:rPr>
+        <w:t>u</w:t>
+      </w:r>
+      <w:r>
+        <w:rPr>
+          <w:rFonts w:ascii="Times New Roman" w:hAnsi="Times New Roman" w:cs="Times New Roman"/>
+        </w:rPr>
+        <w:t xml:space="preserve"> </w:t>
+      </w:r>
+      <w:r>
+        <w:rPr>
+          <w:rFonts w:ascii="Times New Roman" w:hAnsi="Times New Roman" w:cs="Times New Roman"/>
+        </w:rPr>
+        <w:t xml:space="preserve">ir </w:t>
       </w:r>
       <w:r>
         <w:rPr>
           <w:rFonts w:ascii="Times New Roman" w:hAnsi="Times New Roman" w:cs="Times New Roman"/>
           <w:color w:val="FF0000"/>
         </w:rPr>
-        <w:t>a</w:t>
+        <w:t>STR 1.01.03</w:t>
       </w:r>
       <w:r>
         <w:rPr>
           <w:rFonts w:ascii="Times New Roman" w:hAnsi="Times New Roman" w:cs="Times New Roman"/>
           <w:color w:val="FF0000"/>
         </w:rPr>
-        <w:t>udojimo sąlygų įstatymu</w:t>
+        <w:t>_2017</w:t>
+      </w:r>
+      <w:r>
+        <w:rPr>
+          <w:rFonts w:ascii="Times New Roman" w:hAnsi="Times New Roman" w:cs="Times New Roman"/>
+          <w:color w:val="FF0000"/>
+        </w:rPr>
+        <w:t xml:space="preserve"> </w:t>
+      </w:r>
+      <w:r>
+        <w:rPr>
+          <w:rFonts w:ascii="Times New Roman" w:hAnsi="Times New Roman" w:cs="Times New Roman"/>
+        </w:rPr>
+        <w:t>reglamentu</w:t>
+      </w:r>
+      <w:r>
+        <w:rPr>
+          <w:rFonts w:ascii="Times New Roman" w:hAnsi="Times New Roman" w:cs="Times New Roman"/>
+        </w:rPr>
+        <w:t xml:space="preserve"> bei</w:t>
+      </w:r>
+      <w:r>
+        <w:rPr>
+          <w:rFonts w:ascii="Times New Roman" w:hAnsi="Times New Roman" w:cs="Times New Roman"/>
+        </w:rPr>
+        <w:t xml:space="preserve"> </w:t>
+      </w:r>
+      <w:r>
+        <w:rPr>
+          <w:rFonts w:ascii="Times New Roman" w:hAnsi="Times New Roman" w:cs="Times New Roman"/>
+        </w:rPr>
+        <w:t xml:space="preserve">kitais </w:t>
+      </w:r>
+      <w:r>
+        <w:rPr>
+          <w:rFonts w:ascii="Times New Roman" w:hAnsi="Times New Roman" w:cs="Times New Roman"/>
+        </w:rPr>
+        <w:t xml:space="preserve">galiojančiais </w:t>
+      </w:r>
+      <w:r>
+        <w:rPr>
+          <w:rFonts w:ascii="Times New Roman" w:hAnsi="Times New Roman" w:cs="Times New Roman"/>
+        </w:rPr>
+        <w:t>teisės aktais</w:t>
+      </w:r>
+      <w:r>
+        <w:rPr>
+          <w:rFonts w:ascii="Times New Roman" w:hAnsi="Times New Roman" w:cs="Times New Roman"/>
+        </w:rPr>
+        <w:t xml:space="preserve"> </w:t>
+      </w:r>
+      <w:r>
+        <w:rPr>
+          <w:rFonts w:ascii="Times New Roman" w:hAnsi="Times New Roman" w:cs="Times New Roman"/>
+        </w:rPr>
+        <w:t>prie j</w:t>
+      </w:r>
+      <w:r>
+        <w:rPr>
+          <w:rFonts w:ascii="Times New Roman" w:hAnsi="Times New Roman" w:cs="Times New Roman"/>
+        </w:rPr>
+        <w:t>ų</w:t>
       </w:r>
       <w:r>
         <w:rPr>
@@ -246,78 +163,93 @@
       <w:r>
         <w:rPr>
           <w:rFonts w:ascii="Times New Roman" w:hAnsi="Times New Roman" w:cs="Times New Roman"/>
-          <w:color w:val="FF0000"/>
-        </w:rPr>
-        <w:t>Atsinaujinančių išteklių energetikos įstatymu</w:t>
-      </w:r>
-      <w:r>
-        <w:rPr>
-          <w:rFonts w:ascii="Times New Roman" w:hAnsi="Times New Roman" w:cs="Times New Roman"/>
-        </w:rPr>
-        <w:t xml:space="preserve">, </w:t>
-      </w:r>
-      <w:r>
-        <w:rPr>
-          <w:rFonts w:ascii="Times New Roman" w:hAnsi="Times New Roman" w:cs="Times New Roman"/>
-          <w:color w:val="FF0000"/>
-        </w:rPr>
-        <w:t>Geriamojo vandens tiekimo ir nuotekų tvarkymo įstatymu</w:t>
-      </w:r>
-      <w:r>
-        <w:rPr>
-          <w:rFonts w:ascii="Times New Roman" w:hAnsi="Times New Roman" w:cs="Times New Roman"/>
-        </w:rPr>
-        <w:t xml:space="preserve">, </w:t>
-      </w:r>
-      <w:r>
-        <w:rPr>
-          <w:rFonts w:ascii="Times New Roman" w:hAnsi="Times New Roman" w:cs="Times New Roman"/>
-          <w:color w:val="FF0000"/>
-        </w:rPr>
-        <w:t>Energetikos įstatymu</w:t>
-      </w:r>
-      <w:r>
-        <w:rPr>
-          <w:rFonts w:ascii="Times New Roman" w:hAnsi="Times New Roman" w:cs="Times New Roman"/>
-        </w:rPr>
-        <w:t xml:space="preserve"> </w:t>
-      </w:r>
-      <w:r>
-        <w:rPr>
-          <w:rFonts w:ascii="Times New Roman" w:hAnsi="Times New Roman" w:cs="Times New Roman"/>
-        </w:rPr>
-        <w:t xml:space="preserve">bei </w:t>
-      </w:r>
-      <w:r>
-        <w:rPr>
-          <w:rFonts w:ascii="Times New Roman" w:hAnsi="Times New Roman" w:cs="Times New Roman"/>
-          <w:color w:val="FF0000"/>
-        </w:rPr>
-        <w:t>Statybos įstatymu</w:t>
-      </w:r>
-      <w:r>
-        <w:rPr>
-          <w:rFonts w:ascii="Times New Roman" w:hAnsi="Times New Roman" w:cs="Times New Roman"/>
-        </w:rPr>
-        <w:t xml:space="preserve"> </w:t>
-      </w:r>
-      <w:r>
-        <w:rPr>
-          <w:rFonts w:ascii="Times New Roman" w:hAnsi="Times New Roman" w:cs="Times New Roman"/>
-        </w:rPr>
-        <w:t xml:space="preserve">ir kitais galiojančiais teisės aktais, patikrinkite pridėtą projektą </w:t>
-      </w:r>
-      <w:r>
-        <w:rPr>
-          <w:rFonts w:ascii="Times New Roman" w:hAnsi="Times New Roman" w:cs="Times New Roman"/>
-        </w:rPr>
-        <w:t>šių</w:t>
-      </w:r>
-      <w:r>
-        <w:rPr>
-          <w:rFonts w:ascii="Times New Roman" w:hAnsi="Times New Roman" w:cs="Times New Roman"/>
-        </w:rPr>
-        <w:t xml:space="preserve"> įstatym</w:t>
+        </w:rPr>
+        <w:t>patikrin</w:t>
+      </w:r>
+      <w:r>
+        <w:rPr>
+          <w:rFonts w:ascii="Times New Roman" w:hAnsi="Times New Roman" w:cs="Times New Roman"/>
+        </w:rPr>
+        <w:t>k</w:t>
+      </w:r>
+      <w:r>
+        <w:rPr>
+          <w:rFonts w:ascii="Times New Roman" w:hAnsi="Times New Roman" w:cs="Times New Roman"/>
+        </w:rPr>
+        <w:t>i</w:t>
+      </w:r>
+      <w:r>
+        <w:rPr>
+          <w:rFonts w:ascii="Times New Roman" w:hAnsi="Times New Roman" w:cs="Times New Roman"/>
+        </w:rPr>
+        <w:t>te</w:t>
+      </w:r>
+      <w:r>
+        <w:rPr>
+          <w:rFonts w:ascii="Times New Roman" w:hAnsi="Times New Roman" w:cs="Times New Roman"/>
+        </w:rPr>
+        <w:t xml:space="preserve"> </w:t>
+      </w:r>
+      <w:r>
+        <w:rPr>
+          <w:rFonts w:ascii="Times New Roman" w:hAnsi="Times New Roman" w:cs="Times New Roman"/>
+          <w:highlight w:val="yellow"/>
+        </w:rPr>
+        <w:t>pridėtą projektą</w:t>
+      </w:r>
+      <w:r>
+        <w:rPr>
+          <w:rFonts w:ascii="Times New Roman" w:hAnsi="Times New Roman" w:cs="Times New Roman"/>
+        </w:rPr>
+        <w:t xml:space="preserve"> </w:t>
+      </w:r>
+      <w:r>
+        <w:rPr>
+          <w:rFonts w:ascii="Times New Roman" w:hAnsi="Times New Roman" w:cs="Times New Roman"/>
+        </w:rPr>
+        <w:t xml:space="preserve">šių dokumentų </w:t>
+      </w:r>
+      <w:r>
+        <w:rPr>
+          <w:rFonts w:ascii="Times New Roman" w:hAnsi="Times New Roman" w:cs="Times New Roman"/>
+        </w:rPr>
+        <w:t>atitik</w:t>
+      </w:r>
+      <w:r>
+        <w:rPr>
+          <w:rFonts w:ascii="Times New Roman" w:hAnsi="Times New Roman" w:cs="Times New Roman"/>
+        </w:rPr>
+        <w:t>čiai</w:t>
+      </w:r>
+      <w:r>
+        <w:rPr>
+          <w:rFonts w:ascii="Times New Roman" w:hAnsi="Times New Roman" w:cs="Times New Roman"/>
+        </w:rPr>
+        <w:t xml:space="preserve">. </w:t>
+      </w:r>
+      <w:r>
+        <w:rPr>
+          <w:rFonts w:ascii="Times New Roman" w:hAnsi="Times New Roman" w:cs="Times New Roman"/>
+        </w:rPr>
+        <w:t>Detaliai n</w:t>
+      </w:r>
+      <w:r>
+        <w:rPr>
+          <w:rFonts w:ascii="Times New Roman" w:hAnsi="Times New Roman" w:cs="Times New Roman"/>
+        </w:rPr>
+        <w:t xml:space="preserve">urodykite projekto trūkumus </w:t>
+      </w:r>
+      <w:r>
+        <w:rPr>
+          <w:rFonts w:ascii="Times New Roman" w:hAnsi="Times New Roman" w:cs="Times New Roman"/>
+        </w:rPr>
+        <w:t xml:space="preserve">ir pastabas jas </w:t>
+      </w:r>
+      <w:r>
+        <w:rPr>
+          <w:rFonts w:ascii="Times New Roman" w:hAnsi="Times New Roman" w:cs="Times New Roman"/>
+        </w:rPr>
+        <w:t>aprašant, cituojant ir su nuorodomis į dokument</w:t>
       </w:r>
       <w:r>
         <w:rPr>
@@ -329,37 +261,19 @@
         <w:rPr>
           <w:rFonts w:ascii="Times New Roman" w:hAnsi="Times New Roman" w:cs="Times New Roman"/>
         </w:rPr>
-        <w:t xml:space="preserve"> atitikčiai. </w:t>
-      </w:r>
-      <w:r>
-        <w:rPr>
-          <w:rFonts w:ascii="Times New Roman" w:hAnsi="Times New Roman" w:cs="Times New Roman"/>
-        </w:rPr>
-        <w:t>Detaliai n</w:t>
-      </w:r>
-      <w:r>
-        <w:rPr>
-          <w:rFonts w:ascii="Times New Roman" w:hAnsi="Times New Roman" w:cs="Times New Roman"/>
-        </w:rPr>
-        <w:t xml:space="preserve">urodykite projekto trūkumus </w:t>
-      </w:r>
-      <w:r>
-        <w:rPr>
-          <w:rFonts w:ascii="Times New Roman" w:hAnsi="Times New Roman" w:cs="Times New Roman"/>
-        </w:rPr>
-        <w:t xml:space="preserve">ir pastabas </w:t>
-      </w:r>
-      <w:r>
-        <w:rPr>
-          <w:rFonts w:ascii="Times New Roman" w:hAnsi="Times New Roman" w:cs="Times New Roman"/>
-        </w:rPr>
-        <w:t xml:space="preserve">jas </w:t>
-      </w:r>
-      <w:r>
-        <w:rPr>
-          <w:rFonts w:ascii="Times New Roman" w:hAnsi="Times New Roman" w:cs="Times New Roman"/>
-        </w:rPr>
-        <w:t>aprašant, cituojant ir su nuorodomis į teisės dokumento dalį bei jo puslapį.</w:t>
+        <w:t xml:space="preserve"> dalį bei j</w:t>
+      </w:r>
+      <w:r>
+        <w:rPr>
+          <w:rFonts w:ascii="Times New Roman" w:hAnsi="Times New Roman" w:cs="Times New Roman"/>
+        </w:rPr>
+        <w:t>ų</w:t>
+      </w:r>
+      <w:r>
+        <w:rPr>
+          <w:rFonts w:ascii="Times New Roman" w:hAnsi="Times New Roman" w:cs="Times New Roman"/>
+        </w:rPr>
+        <w:t xml:space="preserve"> puslapį.</w:t>
       </w:r>
     </w:p>
     <w:p>
@@ -368,6 +282,8 @@
           <w:rFonts w:ascii="Times New Roman" w:hAnsi="Times New Roman" w:cs="Times New Roman"/>
         </w:rPr>
       </w:pPr>
+      <w:bookmarkStart w:id="1" w:name="_Hlk220052761"/>
+      <w:bookmarkEnd w:id="0"/>
     </w:p>
     <w:p>
       <w:pPr>
@@ -379,7 +295,13 @@
         <w:rPr>
           <w:rFonts w:ascii="Times New Roman" w:hAnsi="Times New Roman" w:cs="Times New Roman"/>
         </w:rPr>
-        <w:t>Vadovaujantis pridėt</w:t>
+        <w:t>Va</w:t>
+      </w:r>
+      <w:r>
+        <w:rPr>
+          <w:rFonts w:ascii="Times New Roman" w:hAnsi="Times New Roman" w:cs="Times New Roman"/>
+        </w:rPr>
+        <w:t>dovaujantis pridėt</w:t>
       </w:r>
       <w:r>
         <w:rPr>
@@ -406,14 +328,47 @@
         <w:rPr>
           <w:rFonts w:ascii="Times New Roman" w:hAnsi="Times New Roman" w:cs="Times New Roman"/>
         </w:rPr>
-        <w:t xml:space="preserve">  </w:t>
+        <w:t xml:space="preserve"> </w:t>
       </w:r>
       <w:r>
         <w:rPr>
           <w:rFonts w:ascii="Times New Roman" w:hAnsi="Times New Roman" w:cs="Times New Roman"/>
           <w:color w:val="FF0000"/>
         </w:rPr>
-        <w:t>STR 1.04.04_2017</w:t>
+        <w:t>Specialiųjų žemės n</w:t>
+      </w:r>
+      <w:r>
+        <w:rPr>
+          <w:rFonts w:ascii="Times New Roman" w:hAnsi="Times New Roman" w:cs="Times New Roman"/>
+          <w:color w:val="FF0000"/>
+        </w:rPr>
+        <w:t>a</w:t>
+      </w:r>
+      <w:r>
+        <w:rPr>
+          <w:rFonts w:ascii="Times New Roman" w:hAnsi="Times New Roman" w:cs="Times New Roman"/>
+          <w:color w:val="FF0000"/>
+        </w:rPr>
+        <w:t>udojimo sąlygų įstatymu</w:t>
+      </w:r>
+      <w:r>
+        <w:rPr>
+          <w:rFonts w:ascii="Times New Roman" w:hAnsi="Times New Roman" w:cs="Times New Roman"/>
+        </w:rPr>
+        <w:t xml:space="preserve"> ir</w:t>
+      </w:r>
+      <w:r>
+        <w:rPr>
+          <w:rFonts w:ascii="Times New Roman" w:hAnsi="Times New Roman" w:cs="Times New Roman"/>
+        </w:rPr>
+        <w:t xml:space="preserve"> </w:t>
+      </w:r>
+      <w:r>
+        <w:rPr>
+          <w:rFonts w:ascii="Times New Roman" w:hAnsi="Times New Roman" w:cs="Times New Roman"/>
+          <w:color w:val="FF0000"/>
+        </w:rPr>
+        <w:t>Atsinaujinančių išteklių energetikos įstatymu</w:t>
       </w:r>
       <w:r>
         <w:rPr>
@@ -424,27 +379,33 @@
       <w:r>
         <w:rPr>
           <w:rFonts w:ascii="Times New Roman" w:hAnsi="Times New Roman" w:cs="Times New Roman"/>
-          <w:color w:val="FF0000"/>
-        </w:rPr>
-        <w:t>STR 1.01.02_2016</w:t>
-      </w:r>
-      <w:r>
-        <w:rPr>
-          <w:rFonts w:ascii="Times New Roman" w:hAnsi="Times New Roman" w:cs="Times New Roman"/>
-        </w:rPr>
-        <w:t xml:space="preserve"> </w:t>
-      </w:r>
-      <w:r>
-        <w:rPr>
-          <w:rFonts w:ascii="Times New Roman" w:hAnsi="Times New Roman" w:cs="Times New Roman"/>
-        </w:rPr>
-        <w:t>reglamentais</w:t>
-      </w:r>
-      <w:r>
-        <w:rPr>
-          <w:rFonts w:ascii="Times New Roman" w:hAnsi="Times New Roman" w:cs="Times New Roman"/>
-        </w:rPr>
-        <w:t xml:space="preserve"> ir kitais galiojančiais teisės aktais prie j</w:t>
+        </w:rPr>
+        <w:t xml:space="preserve">patikrinkite </w:t>
+      </w:r>
+      <w:r>
+        <w:rPr>
+          <w:rFonts w:ascii="Times New Roman" w:hAnsi="Times New Roman" w:cs="Times New Roman"/>
+          <w:highlight w:val="yellow"/>
+        </w:rPr>
+        <w:t>pridėtą projektą</w:t>
+      </w:r>
+      <w:r>
+        <w:rPr>
+          <w:rFonts w:ascii="Times New Roman" w:hAnsi="Times New Roman" w:cs="Times New Roman"/>
+        </w:rPr>
+        <w:t xml:space="preserve"> </w:t>
+      </w:r>
+      <w:r>
+        <w:rPr>
+          <w:rFonts w:ascii="Times New Roman" w:hAnsi="Times New Roman" w:cs="Times New Roman"/>
+        </w:rPr>
+        <w:t>šių</w:t>
+      </w:r>
+      <w:r>
+        <w:rPr>
+          <w:rFonts w:ascii="Times New Roman" w:hAnsi="Times New Roman" w:cs="Times New Roman"/>
+        </w:rPr>
+        <w:t xml:space="preserve"> įstatym</w:t>
       </w:r>
       <w:r>
         <w:rPr>
@@ -456,43 +417,7 @@
         <w:rPr>
           <w:rFonts w:ascii="Times New Roman" w:hAnsi="Times New Roman" w:cs="Times New Roman"/>
         </w:rPr>
-        <w:t xml:space="preserve">, patikrinkite pridėtą projektą </w:t>
-      </w:r>
-      <w:r>
-        <w:rPr>
-          <w:rFonts w:ascii="Times New Roman" w:hAnsi="Times New Roman" w:cs="Times New Roman"/>
-        </w:rPr>
-        <w:t>ši</w:t>
-      </w:r>
-      <w:r>
-        <w:rPr>
-          <w:rFonts w:ascii="Times New Roman" w:hAnsi="Times New Roman" w:cs="Times New Roman"/>
-        </w:rPr>
-        <w:t>ų</w:t>
-      </w:r>
-      <w:r>
-        <w:rPr>
-          <w:rFonts w:ascii="Times New Roman" w:hAnsi="Times New Roman" w:cs="Times New Roman"/>
-        </w:rPr>
-        <w:t xml:space="preserve"> </w:t>
-      </w:r>
-      <w:r>
-        <w:rPr>
-          <w:rFonts w:ascii="Times New Roman" w:hAnsi="Times New Roman" w:cs="Times New Roman"/>
-        </w:rPr>
-        <w:t xml:space="preserve">reglamentų </w:t>
-      </w:r>
-      <w:r>
-        <w:rPr>
-          <w:rFonts w:ascii="Times New Roman" w:hAnsi="Times New Roman" w:cs="Times New Roman"/>
-        </w:rPr>
-        <w:t>atitikčiai</w:t>
-      </w:r>
-      <w:r>
-        <w:rPr>
-          <w:rFonts w:ascii="Times New Roman" w:hAnsi="Times New Roman" w:cs="Times New Roman"/>
-        </w:rPr>
-        <w:t xml:space="preserve">. </w:t>
+        <w:t xml:space="preserve"> atitikčiai. </w:t>
       </w:r>
       <w:r>
         <w:rPr>
@@ -510,7 +435,13 @@
         <w:rPr>
           <w:rFonts w:ascii="Times New Roman" w:hAnsi="Times New Roman" w:cs="Times New Roman"/>
         </w:rPr>
-        <w:t xml:space="preserve">ir pastabas jas </w:t>
+        <w:t xml:space="preserve">ir pastabas </w:t>
+      </w:r>
+      <w:r>
+        <w:rPr>
+          <w:rFonts w:ascii="Times New Roman" w:hAnsi="Times New Roman" w:cs="Times New Roman"/>
+        </w:rPr>
+        <w:t xml:space="preserve">jas </w:t>
       </w:r>
       <w:r>
         <w:rPr>
@@ -522,7 +453,7 @@
         <w:rPr>
           <w:rFonts w:ascii="Times New Roman" w:hAnsi="Times New Roman" w:cs="Times New Roman"/>
         </w:rPr>
-        <w:t>reglamento</w:t>
+        <w:t>įstatymo</w:t>
       </w:r>
       <w:r>
         <w:rPr>
@@ -548,725 +479,25 @@
         <w:rPr>
           <w:rFonts w:ascii="Times New Roman" w:hAnsi="Times New Roman" w:cs="Times New Roman"/>
         </w:rPr>
-        <w:t>Vadovaujantis pridėta</w:t>
-      </w:r>
-      <w:r>
-        <w:rPr>
-          <w:rFonts w:ascii="Times New Roman" w:hAnsi="Times New Roman" w:cs="Times New Roman"/>
-        </w:rPr>
-        <w:t>is</w:t>
-      </w:r>
-      <w:r>
-        <w:rPr>
-          <w:rFonts w:ascii="Times New Roman" w:hAnsi="Times New Roman" w:cs="Times New Roman"/>
-        </w:rPr>
-        <w:t xml:space="preserve"> </w:t>
-      </w:r>
-      <w:r>
-        <w:rPr>
-          <w:rFonts w:ascii="Times New Roman" w:hAnsi="Times New Roman" w:cs="Times New Roman"/>
-          <w:u w:val="single"/>
-        </w:rPr>
-        <w:t xml:space="preserve">technine </w:t>
-      </w:r>
-      <w:r>
-        <w:rPr>
-          <w:rFonts w:ascii="Times New Roman" w:hAnsi="Times New Roman" w:cs="Times New Roman"/>
-          <w:u w:val="single"/>
-        </w:rPr>
-        <w:t>užduotimi</w:t>
-      </w:r>
-      <w:r>
-        <w:rPr>
-          <w:rFonts w:ascii="Times New Roman" w:hAnsi="Times New Roman" w:cs="Times New Roman"/>
-        </w:rPr>
-        <w:t xml:space="preserve"> ir </w:t>
-      </w:r>
-      <w:r>
-        <w:rPr>
-          <w:rFonts w:ascii="Times New Roman" w:hAnsi="Times New Roman" w:cs="Times New Roman"/>
-          <w:u w:val="single"/>
-        </w:rPr>
-        <w:t>jos pakeitimu</w:t>
-      </w:r>
-      <w:r>
-        <w:rPr>
-          <w:rFonts w:ascii="Times New Roman" w:hAnsi="Times New Roman" w:cs="Times New Roman"/>
-        </w:rPr>
-        <w:t xml:space="preserve"> bei </w:t>
-      </w:r>
-      <w:r>
-        <w:rPr>
-          <w:rFonts w:ascii="Times New Roman" w:hAnsi="Times New Roman" w:cs="Times New Roman"/>
-          <w:u w:val="single"/>
-        </w:rPr>
-        <w:t>geologijos technine užduotimi</w:t>
-      </w:r>
-      <w:r>
-        <w:rPr>
-          <w:rFonts w:ascii="Times New Roman" w:hAnsi="Times New Roman" w:cs="Times New Roman"/>
-        </w:rPr>
-        <w:t xml:space="preserve"> patikrinkite pridėtą projektą </w:t>
-      </w:r>
-      <w:r>
-        <w:rPr>
-          <w:rFonts w:ascii="Times New Roman" w:hAnsi="Times New Roman" w:cs="Times New Roman"/>
-        </w:rPr>
-        <w:t xml:space="preserve">šių užduočių </w:t>
-      </w:r>
-      <w:r>
-        <w:rPr>
-          <w:rFonts w:ascii="Times New Roman" w:hAnsi="Times New Roman" w:cs="Times New Roman"/>
-        </w:rPr>
-        <w:t xml:space="preserve">atitikčiai. </w:t>
-      </w:r>
-      <w:r>
-        <w:rPr>
-          <w:rFonts w:ascii="Times New Roman" w:hAnsi="Times New Roman" w:cs="Times New Roman"/>
-        </w:rPr>
-        <w:t>Detaliai n</w:t>
-      </w:r>
-      <w:r>
-        <w:rPr>
-          <w:rFonts w:ascii="Times New Roman" w:hAnsi="Times New Roman" w:cs="Times New Roman"/>
-        </w:rPr>
-        <w:t xml:space="preserve">urodykite projekto trūkumus </w:t>
-      </w:r>
-      <w:r>
-        <w:rPr>
-          <w:rFonts w:ascii="Times New Roman" w:hAnsi="Times New Roman" w:cs="Times New Roman"/>
-        </w:rPr>
-        <w:t xml:space="preserve">ir pastabas jas </w:t>
-      </w:r>
-      <w:r>
-        <w:rPr>
-          <w:rFonts w:ascii="Times New Roman" w:hAnsi="Times New Roman" w:cs="Times New Roman"/>
-        </w:rPr>
-        <w:t xml:space="preserve">aprašant, cituojant ir su nuorodomis į </w:t>
-      </w:r>
-      <w:r>
-        <w:rPr>
-          <w:rFonts w:ascii="Times New Roman" w:hAnsi="Times New Roman" w:cs="Times New Roman"/>
-        </w:rPr>
-        <w:t>šių</w:t>
-      </w:r>
-      <w:r>
-        <w:rPr>
-          <w:rFonts w:ascii="Times New Roman" w:hAnsi="Times New Roman" w:cs="Times New Roman"/>
-        </w:rPr>
-        <w:t xml:space="preserve"> </w:t>
-      </w:r>
-      <w:r>
-        <w:rPr>
-          <w:rFonts w:ascii="Times New Roman" w:hAnsi="Times New Roman" w:cs="Times New Roman"/>
-        </w:rPr>
-        <w:t>užduočių</w:t>
-      </w:r>
-      <w:r>
-        <w:rPr>
-          <w:rFonts w:ascii="Times New Roman" w:hAnsi="Times New Roman" w:cs="Times New Roman"/>
-        </w:rPr>
-        <w:t xml:space="preserve"> dalį bei j</w:t>
-      </w:r>
-      <w:r>
-        <w:rPr>
-          <w:rFonts w:ascii="Times New Roman" w:hAnsi="Times New Roman" w:cs="Times New Roman"/>
-        </w:rPr>
-        <w:t>ų</w:t>
-      </w:r>
-      <w:r>
-        <w:rPr>
-          <w:rFonts w:ascii="Times New Roman" w:hAnsi="Times New Roman" w:cs="Times New Roman"/>
-        </w:rPr>
-        <w:t xml:space="preserve"> puslapį.</w:t>
-      </w:r>
-    </w:p>
-    <w:p>
-      <w:pPr>
-        <w:rPr>
-          <w:rFonts w:ascii="Times New Roman" w:hAnsi="Times New Roman" w:cs="Times New Roman"/>
-        </w:rPr>
-      </w:pPr>
-    </w:p>
-    <w:p>
-      <w:pPr>
-        <w:rPr>
-          <w:rFonts w:ascii="Times New Roman" w:hAnsi="Times New Roman" w:cs="Times New Roman"/>
-        </w:rPr>
-      </w:pPr>
-      <w:r>
-        <w:rPr>
-          <w:rFonts w:ascii="Times New Roman" w:hAnsi="Times New Roman" w:cs="Times New Roman"/>
-        </w:rPr>
-        <w:t>Vadovaujantis pridėta</w:t>
-      </w:r>
-      <w:r>
-        <w:rPr>
-          <w:rFonts w:ascii="Times New Roman" w:hAnsi="Times New Roman" w:cs="Times New Roman"/>
-        </w:rPr>
-        <w:t>is</w:t>
-      </w:r>
-      <w:r>
-        <w:rPr>
-          <w:rFonts w:ascii="Times New Roman" w:hAnsi="Times New Roman" w:cs="Times New Roman"/>
-        </w:rPr>
-        <w:t xml:space="preserve"> </w:t>
-      </w:r>
-      <w:r>
-        <w:rPr>
-          <w:rFonts w:ascii="Times New Roman" w:hAnsi="Times New Roman" w:cs="Times New Roman"/>
-          <w:u w:val="single"/>
-        </w:rPr>
-        <w:t>projektais</w:t>
-      </w:r>
-      <w:r>
-        <w:rPr>
-          <w:rFonts w:ascii="Times New Roman" w:hAnsi="Times New Roman" w:cs="Times New Roman"/>
-        </w:rPr>
-        <w:t xml:space="preserve"> n</w:t>
-      </w:r>
-      <w:r>
-        <w:rPr>
-          <w:rFonts w:ascii="Times New Roman" w:hAnsi="Times New Roman" w:cs="Times New Roman"/>
-        </w:rPr>
-        <w:t xml:space="preserve">urodykite </w:t>
-      </w:r>
-      <w:r>
-        <w:rPr>
-          <w:rFonts w:ascii="Times New Roman" w:hAnsi="Times New Roman" w:cs="Times New Roman"/>
-        </w:rPr>
-        <w:t xml:space="preserve">šių </w:t>
-      </w:r>
-      <w:r>
-        <w:rPr>
-          <w:rFonts w:ascii="Times New Roman" w:hAnsi="Times New Roman" w:cs="Times New Roman"/>
-        </w:rPr>
-        <w:t>projekt</w:t>
-      </w:r>
-      <w:r>
-        <w:rPr>
-          <w:rFonts w:ascii="Times New Roman" w:hAnsi="Times New Roman" w:cs="Times New Roman"/>
-        </w:rPr>
-        <w:t>ų</w:t>
-      </w:r>
-      <w:r>
-        <w:rPr>
-          <w:rFonts w:ascii="Times New Roman" w:hAnsi="Times New Roman" w:cs="Times New Roman"/>
-        </w:rPr>
-        <w:t xml:space="preserve"> </w:t>
-      </w:r>
-      <w:r>
-        <w:rPr>
-          <w:rFonts w:ascii="Times New Roman" w:hAnsi="Times New Roman" w:cs="Times New Roman"/>
-        </w:rPr>
-        <w:t xml:space="preserve">sprendinių suderinamumo </w:t>
-      </w:r>
-      <w:r>
-        <w:rPr>
-          <w:rFonts w:ascii="Times New Roman" w:hAnsi="Times New Roman" w:cs="Times New Roman"/>
-        </w:rPr>
-        <w:t xml:space="preserve">trūkumus </w:t>
-      </w:r>
-      <w:r>
-        <w:rPr>
-          <w:rFonts w:ascii="Times New Roman" w:hAnsi="Times New Roman" w:cs="Times New Roman"/>
-        </w:rPr>
-        <w:t xml:space="preserve">bei neatitiktis. </w:t>
-      </w:r>
-      <w:r>
-        <w:rPr>
-          <w:rFonts w:ascii="Times New Roman" w:hAnsi="Times New Roman" w:cs="Times New Roman"/>
-        </w:rPr>
-        <w:t>Detaliai n</w:t>
-      </w:r>
-      <w:r>
-        <w:rPr>
-          <w:rFonts w:ascii="Times New Roman" w:hAnsi="Times New Roman" w:cs="Times New Roman"/>
-        </w:rPr>
-        <w:t>urodykite projekt</w:t>
-      </w:r>
-      <w:r>
-        <w:rPr>
-          <w:rFonts w:ascii="Times New Roman" w:hAnsi="Times New Roman" w:cs="Times New Roman"/>
-        </w:rPr>
-        <w:t>ų</w:t>
-      </w:r>
-      <w:r>
-        <w:rPr>
-          <w:rFonts w:ascii="Times New Roman" w:hAnsi="Times New Roman" w:cs="Times New Roman"/>
-        </w:rPr>
-        <w:t xml:space="preserve"> </w:t>
-      </w:r>
-      <w:r>
-        <w:rPr>
-          <w:rFonts w:ascii="Times New Roman" w:hAnsi="Times New Roman" w:cs="Times New Roman"/>
-        </w:rPr>
-        <w:t xml:space="preserve">sprendinių suderinamumo </w:t>
-      </w:r>
-      <w:r>
-        <w:rPr>
-          <w:rFonts w:ascii="Times New Roman" w:hAnsi="Times New Roman" w:cs="Times New Roman"/>
-        </w:rPr>
-        <w:t xml:space="preserve">trūkumus </w:t>
-      </w:r>
-      <w:r>
-        <w:rPr>
-          <w:rFonts w:ascii="Times New Roman" w:hAnsi="Times New Roman" w:cs="Times New Roman"/>
-        </w:rPr>
-        <w:t xml:space="preserve">ir pastabas jas </w:t>
-      </w:r>
-      <w:r>
-        <w:rPr>
-          <w:rFonts w:ascii="Times New Roman" w:hAnsi="Times New Roman" w:cs="Times New Roman"/>
-        </w:rPr>
-        <w:t xml:space="preserve">aprašant, cituojant ir su nuorodomis į </w:t>
-      </w:r>
-      <w:r>
-        <w:rPr>
-          <w:rFonts w:ascii="Times New Roman" w:hAnsi="Times New Roman" w:cs="Times New Roman"/>
-        </w:rPr>
-        <w:t>šių</w:t>
-      </w:r>
-      <w:r>
-        <w:rPr>
-          <w:rFonts w:ascii="Times New Roman" w:hAnsi="Times New Roman" w:cs="Times New Roman"/>
-        </w:rPr>
-        <w:t xml:space="preserve"> </w:t>
-      </w:r>
-      <w:r>
-        <w:rPr>
-          <w:rFonts w:ascii="Times New Roman" w:hAnsi="Times New Roman" w:cs="Times New Roman"/>
-        </w:rPr>
-        <w:t xml:space="preserve">projektų </w:t>
-      </w:r>
-      <w:r>
-        <w:rPr>
-          <w:rFonts w:ascii="Times New Roman" w:hAnsi="Times New Roman" w:cs="Times New Roman"/>
-        </w:rPr>
-        <w:t>sprendinių</w:t>
-      </w:r>
-      <w:r>
-        <w:rPr>
-          <w:rFonts w:ascii="Times New Roman" w:hAnsi="Times New Roman" w:cs="Times New Roman"/>
-        </w:rPr>
-        <w:t xml:space="preserve"> dalį bei puslapį.</w:t>
-      </w:r>
-    </w:p>
-    <w:p>
-      <w:pPr>
-        <w:rPr>
-          <w:rFonts w:ascii="Times New Roman" w:hAnsi="Times New Roman" w:cs="Times New Roman"/>
-        </w:rPr>
-      </w:pPr>
-    </w:p>
-    <w:p>
-      <w:pPr>
-        <w:rPr>
-          <w:rFonts w:ascii="Times New Roman" w:hAnsi="Times New Roman" w:cs="Times New Roman"/>
-        </w:rPr>
-      </w:pPr>
-      <w:r>
-        <w:rPr>
-          <w:rFonts w:ascii="Times New Roman" w:hAnsi="Times New Roman" w:cs="Times New Roman"/>
-        </w:rPr>
-        <w:t xml:space="preserve">Vadovaujantis </w:t>
-      </w:r>
-      <w:r>
-        <w:rPr>
-          <w:rFonts w:ascii="Times New Roman" w:hAnsi="Times New Roman" w:cs="Times New Roman"/>
-        </w:rPr>
-        <w:t xml:space="preserve">pridėtu </w:t>
-      </w:r>
-      <w:r>
-        <w:rPr>
-          <w:rFonts w:ascii="Times New Roman" w:hAnsi="Times New Roman" w:cs="Times New Roman"/>
-          <w:u w:val="single"/>
-        </w:rPr>
-        <w:t>projekt</w:t>
-      </w:r>
-      <w:r>
-        <w:rPr>
-          <w:rFonts w:ascii="Times New Roman" w:hAnsi="Times New Roman" w:cs="Times New Roman"/>
-          <w:u w:val="single"/>
-        </w:rPr>
-        <w:t>u</w:t>
-      </w:r>
-      <w:r>
-        <w:rPr>
-          <w:rFonts w:ascii="Times New Roman" w:hAnsi="Times New Roman" w:cs="Times New Roman"/>
-        </w:rPr>
-        <w:t xml:space="preserve"> ir</w:t>
-      </w:r>
-      <w:r>
-        <w:rPr>
-          <w:rFonts w:ascii="Times New Roman" w:hAnsi="Times New Roman" w:cs="Times New Roman"/>
-        </w:rPr>
-        <w:t xml:space="preserve"> pridėtu</w:t>
-      </w:r>
-      <w:r>
-        <w:rPr>
-          <w:rFonts w:ascii="Times New Roman" w:hAnsi="Times New Roman" w:cs="Times New Roman"/>
-        </w:rPr>
-        <w:t xml:space="preserve"> </w:t>
-      </w:r>
-      <w:r>
-        <w:rPr>
-          <w:rFonts w:ascii="Times New Roman" w:hAnsi="Times New Roman" w:cs="Times New Roman"/>
-          <w:u w:val="single"/>
-        </w:rPr>
-        <w:t>projektiniu pasiūlymu,</w:t>
-      </w:r>
-      <w:r>
-        <w:rPr>
-          <w:rFonts w:ascii="Times New Roman" w:hAnsi="Times New Roman" w:cs="Times New Roman"/>
-        </w:rPr>
-        <w:t xml:space="preserve"> n</w:t>
-      </w:r>
-      <w:r>
-        <w:rPr>
-          <w:rFonts w:ascii="Times New Roman" w:hAnsi="Times New Roman" w:cs="Times New Roman"/>
-        </w:rPr>
-        <w:t xml:space="preserve">urodykite projekto </w:t>
-      </w:r>
-      <w:r>
-        <w:rPr>
-          <w:rFonts w:ascii="Times New Roman" w:hAnsi="Times New Roman" w:cs="Times New Roman"/>
-        </w:rPr>
-        <w:t>sprendinių neatitiktį ir trūkumus</w:t>
-      </w:r>
-      <w:r>
-        <w:rPr>
-          <w:rFonts w:ascii="Times New Roman" w:hAnsi="Times New Roman" w:cs="Times New Roman"/>
-        </w:rPr>
-        <w:t>, lyginant su</w:t>
-      </w:r>
-      <w:r>
-        <w:rPr>
-          <w:rFonts w:ascii="Times New Roman" w:hAnsi="Times New Roman" w:cs="Times New Roman"/>
-        </w:rPr>
-        <w:t xml:space="preserve"> projektini</w:t>
-      </w:r>
-      <w:r>
-        <w:rPr>
-          <w:rFonts w:ascii="Times New Roman" w:hAnsi="Times New Roman" w:cs="Times New Roman"/>
-        </w:rPr>
-        <w:t>u</w:t>
-      </w:r>
-      <w:r>
-        <w:rPr>
-          <w:rFonts w:ascii="Times New Roman" w:hAnsi="Times New Roman" w:cs="Times New Roman"/>
-        </w:rPr>
-        <w:t xml:space="preserve"> pasiūlym</w:t>
-      </w:r>
-      <w:r>
-        <w:rPr>
-          <w:rFonts w:ascii="Times New Roman" w:hAnsi="Times New Roman" w:cs="Times New Roman"/>
-        </w:rPr>
-        <w:t>u</w:t>
-      </w:r>
-      <w:r>
-        <w:rPr>
-          <w:rFonts w:ascii="Times New Roman" w:hAnsi="Times New Roman" w:cs="Times New Roman"/>
-        </w:rPr>
-        <w:t xml:space="preserve">. </w:t>
-      </w:r>
-      <w:r>
-        <w:rPr>
-          <w:rFonts w:ascii="Times New Roman" w:hAnsi="Times New Roman" w:cs="Times New Roman"/>
-        </w:rPr>
-        <w:t>Detaliai n</w:t>
-      </w:r>
-      <w:r>
-        <w:rPr>
-          <w:rFonts w:ascii="Times New Roman" w:hAnsi="Times New Roman" w:cs="Times New Roman"/>
-        </w:rPr>
-        <w:t xml:space="preserve">urodykite projekto </w:t>
-      </w:r>
-      <w:r>
-        <w:rPr>
-          <w:rFonts w:ascii="Times New Roman" w:hAnsi="Times New Roman" w:cs="Times New Roman"/>
-        </w:rPr>
-        <w:t xml:space="preserve">sprendinių </w:t>
-      </w:r>
-      <w:r>
-        <w:rPr>
-          <w:rFonts w:ascii="Times New Roman" w:hAnsi="Times New Roman" w:cs="Times New Roman"/>
-        </w:rPr>
-        <w:t xml:space="preserve">trūkumus </w:t>
-      </w:r>
-      <w:r>
-        <w:rPr>
-          <w:rFonts w:ascii="Times New Roman" w:hAnsi="Times New Roman" w:cs="Times New Roman"/>
-        </w:rPr>
-        <w:t xml:space="preserve">ir pastabas jas </w:t>
-      </w:r>
-      <w:r>
-        <w:rPr>
-          <w:rFonts w:ascii="Times New Roman" w:hAnsi="Times New Roman" w:cs="Times New Roman"/>
-        </w:rPr>
-        <w:t xml:space="preserve">aprašant, cituojant ir su nuorodomis į </w:t>
-      </w:r>
-      <w:r>
-        <w:rPr>
-          <w:rFonts w:ascii="Times New Roman" w:hAnsi="Times New Roman" w:cs="Times New Roman"/>
-        </w:rPr>
-        <w:t xml:space="preserve">projekto </w:t>
-      </w:r>
-      <w:r>
-        <w:rPr>
-          <w:rFonts w:ascii="Times New Roman" w:hAnsi="Times New Roman" w:cs="Times New Roman"/>
-        </w:rPr>
-        <w:t>dalį bei j</w:t>
-      </w:r>
-      <w:r>
-        <w:rPr>
-          <w:rFonts w:ascii="Times New Roman" w:hAnsi="Times New Roman" w:cs="Times New Roman"/>
-        </w:rPr>
-        <w:t>o</w:t>
-      </w:r>
-      <w:r>
-        <w:rPr>
-          <w:rFonts w:ascii="Times New Roman" w:hAnsi="Times New Roman" w:cs="Times New Roman"/>
-        </w:rPr>
-        <w:t xml:space="preserve"> puslapį.</w:t>
-      </w:r>
-    </w:p>
-    <w:p>
-      <w:pPr>
-        <w:rPr>
-          <w:rFonts w:ascii="Times New Roman" w:hAnsi="Times New Roman" w:cs="Times New Roman"/>
-        </w:rPr>
-      </w:pPr>
-    </w:p>
-    <w:p>
-      <w:pPr>
-        <w:rPr>
-          <w:rFonts w:ascii="Times New Roman" w:hAnsi="Times New Roman" w:cs="Times New Roman"/>
-        </w:rPr>
-      </w:pPr>
-      <w:r>
-        <w:rPr>
-          <w:rFonts w:ascii="Times New Roman" w:hAnsi="Times New Roman" w:cs="Times New Roman"/>
-        </w:rPr>
-        <w:t xml:space="preserve">Vadovaujantis </w:t>
-      </w:r>
-      <w:r>
-        <w:rPr>
-          <w:rFonts w:ascii="Times New Roman" w:hAnsi="Times New Roman" w:cs="Times New Roman"/>
-        </w:rPr>
-        <w:t xml:space="preserve">pridėtu </w:t>
-      </w:r>
-      <w:r>
-        <w:rPr>
-          <w:rFonts w:ascii="Times New Roman" w:hAnsi="Times New Roman" w:cs="Times New Roman"/>
-          <w:u w:val="single"/>
-        </w:rPr>
-        <w:t>projekt</w:t>
-      </w:r>
-      <w:r>
-        <w:rPr>
-          <w:rFonts w:ascii="Times New Roman" w:hAnsi="Times New Roman" w:cs="Times New Roman"/>
-          <w:u w:val="single"/>
-        </w:rPr>
-        <w:t>u</w:t>
-      </w:r>
-      <w:r>
-        <w:rPr>
-          <w:rFonts w:ascii="Times New Roman" w:hAnsi="Times New Roman" w:cs="Times New Roman"/>
-          <w:u w:val="single"/>
-        </w:rPr>
-        <w:t>,</w:t>
-      </w:r>
-      <w:r>
-        <w:rPr>
-          <w:rFonts w:ascii="Times New Roman" w:hAnsi="Times New Roman" w:cs="Times New Roman"/>
-        </w:rPr>
-        <w:t xml:space="preserve"> </w:t>
-      </w:r>
-      <w:r>
-        <w:rPr>
-          <w:rFonts w:ascii="Times New Roman" w:hAnsi="Times New Roman" w:cs="Times New Roman"/>
-        </w:rPr>
-        <w:t>pridėt</w:t>
-      </w:r>
-      <w:r>
-        <w:rPr>
-          <w:rFonts w:ascii="Times New Roman" w:hAnsi="Times New Roman" w:cs="Times New Roman"/>
-        </w:rPr>
-        <w:t xml:space="preserve">omis </w:t>
-      </w:r>
-      <w:r>
-        <w:rPr>
-          <w:rFonts w:ascii="Times New Roman" w:hAnsi="Times New Roman" w:cs="Times New Roman"/>
-          <w:u w:val="single"/>
-        </w:rPr>
-        <w:t>prisijungimo sąlygomis</w:t>
-      </w:r>
-      <w:r>
-        <w:rPr>
-          <w:rFonts w:ascii="Times New Roman" w:hAnsi="Times New Roman" w:cs="Times New Roman"/>
-        </w:rPr>
-        <w:t xml:space="preserve">, </w:t>
-      </w:r>
-      <w:r>
-        <w:rPr>
-          <w:rFonts w:ascii="Times New Roman" w:hAnsi="Times New Roman" w:cs="Times New Roman"/>
-          <w:u w:val="single"/>
-        </w:rPr>
-        <w:t>inžineriniais geologiniais tyrinėjimais</w:t>
-      </w:r>
-      <w:r>
-        <w:rPr>
-          <w:rFonts w:ascii="Times New Roman" w:hAnsi="Times New Roman" w:cs="Times New Roman"/>
-        </w:rPr>
-        <w:t xml:space="preserve"> bei </w:t>
-      </w:r>
-      <w:r>
-        <w:rPr>
-          <w:rFonts w:ascii="Times New Roman" w:hAnsi="Times New Roman" w:cs="Times New Roman"/>
-        </w:rPr>
-        <w:t>pridėtu</w:t>
-      </w:r>
-      <w:r>
-        <w:rPr>
-          <w:rFonts w:ascii="Times New Roman" w:hAnsi="Times New Roman" w:cs="Times New Roman"/>
-        </w:rPr>
-        <w:t xml:space="preserve"> </w:t>
-      </w:r>
-      <w:r>
-        <w:rPr>
-          <w:rFonts w:ascii="Times New Roman" w:hAnsi="Times New Roman" w:cs="Times New Roman"/>
-          <w:u w:val="single"/>
-        </w:rPr>
-        <w:t>projekto bendrąja dalimi,</w:t>
-      </w:r>
-      <w:r>
-        <w:rPr>
-          <w:rFonts w:ascii="Times New Roman" w:hAnsi="Times New Roman" w:cs="Times New Roman"/>
-        </w:rPr>
-        <w:t xml:space="preserve"> </w:t>
-      </w:r>
-      <w:r>
-        <w:rPr>
-          <w:rFonts w:ascii="Times New Roman" w:hAnsi="Times New Roman" w:cs="Times New Roman"/>
-        </w:rPr>
-        <w:t>n</w:t>
-      </w:r>
-      <w:r>
-        <w:rPr>
-          <w:rFonts w:ascii="Times New Roman" w:hAnsi="Times New Roman" w:cs="Times New Roman"/>
-        </w:rPr>
-        <w:t xml:space="preserve">urodykite projekto </w:t>
-      </w:r>
-      <w:r>
-        <w:rPr>
-          <w:rFonts w:ascii="Times New Roman" w:hAnsi="Times New Roman" w:cs="Times New Roman"/>
-        </w:rPr>
-        <w:t xml:space="preserve">sprendinių neatitiktį ir trūkumus, lyginant su </w:t>
-      </w:r>
-      <w:r>
-        <w:rPr>
-          <w:rFonts w:ascii="Times New Roman" w:hAnsi="Times New Roman" w:cs="Times New Roman"/>
-        </w:rPr>
-        <w:t>prisijungimo sąlygomis, inžineriniais geologiniais tyrinėjimais bei pridėtu projekto bendrąja dalimi</w:t>
-      </w:r>
-      <w:r>
-        <w:rPr>
-          <w:rFonts w:ascii="Times New Roman" w:hAnsi="Times New Roman" w:cs="Times New Roman"/>
-        </w:rPr>
-        <w:t xml:space="preserve">. </w:t>
-      </w:r>
-      <w:r>
-        <w:rPr>
-          <w:rFonts w:ascii="Times New Roman" w:hAnsi="Times New Roman" w:cs="Times New Roman"/>
-        </w:rPr>
-        <w:t>Detaliai n</w:t>
-      </w:r>
-      <w:r>
-        <w:rPr>
-          <w:rFonts w:ascii="Times New Roman" w:hAnsi="Times New Roman" w:cs="Times New Roman"/>
-        </w:rPr>
-        <w:t xml:space="preserve">urodykite projekto trūkumus </w:t>
-      </w:r>
-      <w:r>
-        <w:rPr>
-          <w:rFonts w:ascii="Times New Roman" w:hAnsi="Times New Roman" w:cs="Times New Roman"/>
-        </w:rPr>
-        <w:t xml:space="preserve">ir pastabas jas </w:t>
-      </w:r>
-      <w:r>
-        <w:rPr>
-          <w:rFonts w:ascii="Times New Roman" w:hAnsi="Times New Roman" w:cs="Times New Roman"/>
-        </w:rPr>
-        <w:t xml:space="preserve">aprašant, cituojant ir su nuorodomis į </w:t>
-      </w:r>
-      <w:r>
-        <w:rPr>
-          <w:rFonts w:ascii="Times New Roman" w:hAnsi="Times New Roman" w:cs="Times New Roman"/>
-        </w:rPr>
-        <w:t>šių</w:t>
-      </w:r>
-      <w:r>
-        <w:rPr>
-          <w:rFonts w:ascii="Times New Roman" w:hAnsi="Times New Roman" w:cs="Times New Roman"/>
-        </w:rPr>
-        <w:t xml:space="preserve"> </w:t>
-      </w:r>
-      <w:r>
-        <w:rPr>
-          <w:rFonts w:ascii="Times New Roman" w:hAnsi="Times New Roman" w:cs="Times New Roman"/>
-        </w:rPr>
-        <w:t>dokumentų dalis</w:t>
-      </w:r>
-      <w:r>
-        <w:rPr>
-          <w:rFonts w:ascii="Times New Roman" w:hAnsi="Times New Roman" w:cs="Times New Roman"/>
-        </w:rPr>
-        <w:t xml:space="preserve"> bei j</w:t>
-      </w:r>
-      <w:r>
-        <w:rPr>
-          <w:rFonts w:ascii="Times New Roman" w:hAnsi="Times New Roman" w:cs="Times New Roman"/>
-        </w:rPr>
-        <w:t>ų</w:t>
-      </w:r>
-      <w:r>
-        <w:rPr>
-          <w:rFonts w:ascii="Times New Roman" w:hAnsi="Times New Roman" w:cs="Times New Roman"/>
-        </w:rPr>
-        <w:t xml:space="preserve"> puslap</w:t>
-      </w:r>
-      <w:r>
-        <w:rPr>
-          <w:rFonts w:ascii="Times New Roman" w:hAnsi="Times New Roman" w:cs="Times New Roman"/>
-        </w:rPr>
-        <w:t>ius</w:t>
-      </w:r>
-      <w:r>
-        <w:rPr>
-          <w:rFonts w:ascii="Times New Roman" w:hAnsi="Times New Roman" w:cs="Times New Roman"/>
-        </w:rPr>
-        <w:t>.</w:t>
-      </w:r>
-    </w:p>
-    <w:p>
-      <w:pPr>
-        <w:rPr>
-          <w:rFonts w:ascii="Times New Roman" w:hAnsi="Times New Roman" w:cs="Times New Roman"/>
-        </w:rPr>
-      </w:pPr>
-    </w:p>
-    <w:p>
-      <w:pPr>
-        <w:rPr>
-          <w:rFonts w:ascii="Times New Roman" w:hAnsi="Times New Roman" w:cs="Times New Roman"/>
-        </w:rPr>
-      </w:pPr>
-      <w:r>
-        <w:rPr>
-          <w:rFonts w:ascii="Times New Roman" w:hAnsi="Times New Roman" w:cs="Times New Roman"/>
-        </w:rPr>
-        <w:t xml:space="preserve">Vadovaujantis pridėtais </w:t>
+        <w:t>Va</w:t>
+      </w:r>
+      <w:r>
+        <w:rPr>
+          <w:rFonts w:ascii="Times New Roman" w:hAnsi="Times New Roman" w:cs="Times New Roman"/>
+        </w:rPr>
+        <w:t>dovaujantis pridėt</w:t>
+      </w:r>
+      <w:r>
+        <w:rPr>
+          <w:rFonts w:ascii="Times New Roman" w:hAnsi="Times New Roman" w:cs="Times New Roman"/>
+        </w:rPr>
+        <w:t>ais</w:t>
+      </w:r>
+      <w:r>
+        <w:rPr>
+          <w:rFonts w:ascii="Times New Roman" w:hAnsi="Times New Roman" w:cs="Times New Roman"/>
+        </w:rPr>
+        <w:t xml:space="preserve"> </w:t>
       </w:r>
       <w:hyperlink r:id="rId8" w:history="1">
         <w:r>
@@ -1286,15 +517,9 @@
       <w:r>
         <w:rPr>
           <w:rFonts w:ascii="Times New Roman" w:hAnsi="Times New Roman" w:cs="Times New Roman"/>
-        </w:rPr>
-        <w:t xml:space="preserve"> </w:t>
-      </w:r>
-      <w:r>
-        <w:rPr>
-          <w:rFonts w:ascii="Times New Roman" w:hAnsi="Times New Roman" w:cs="Times New Roman"/>
           <w:color w:val="FF0000"/>
         </w:rPr>
-        <w:t>STR 1.06.01_2016</w:t>
+        <w:t>Geriamojo vandens tiekimo ir nuotekų tvarkymo įstatymu</w:t>
       </w:r>
       <w:r>
         <w:rPr>
@@ -1307,200 +532,76 @@
           <w:rFonts w:ascii="Times New Roman" w:hAnsi="Times New Roman" w:cs="Times New Roman"/>
           <w:color w:val="FF0000"/>
         </w:rPr>
-        <w:t>STR 2.01.12_2024</w:t>
-      </w:r>
-      <w:r>
-        <w:rPr>
-          <w:rFonts w:ascii="Times New Roman" w:hAnsi="Times New Roman" w:cs="Times New Roman"/>
-        </w:rPr>
-        <w:t xml:space="preserve">, </w:t>
+        <w:t>Energetikos įstatymu</w:t>
+      </w:r>
+      <w:r>
+        <w:rPr>
+          <w:rFonts w:ascii="Times New Roman" w:hAnsi="Times New Roman" w:cs="Times New Roman"/>
+        </w:rPr>
+        <w:t xml:space="preserve"> bei </w:t>
       </w:r>
       <w:r>
         <w:rPr>
           <w:rFonts w:ascii="Times New Roman" w:hAnsi="Times New Roman" w:cs="Times New Roman"/>
           <w:color w:val="FF0000"/>
         </w:rPr>
-        <w:t>STR 2.02.05_2004</w:t>
-      </w:r>
-      <w:r>
-        <w:rPr>
-          <w:rFonts w:ascii="Times New Roman" w:hAnsi="Times New Roman" w:cs="Times New Roman"/>
-        </w:rPr>
-        <w:t xml:space="preserve">, </w:t>
+        <w:t>Statybos įstatymu</w:t>
       </w:r>
       <w:r>
         <w:rPr>
           <w:rFonts w:ascii="Times New Roman" w:hAnsi="Times New Roman" w:cs="Times New Roman"/>
           <w:color w:val="FF0000"/>
         </w:rPr>
-        <w:t>STR 2.05.04. 2003</w:t>
-      </w:r>
-      <w:r>
-        <w:rPr>
-          <w:rFonts w:ascii="Times New Roman" w:hAnsi="Times New Roman" w:cs="Times New Roman"/>
-        </w:rPr>
-        <w:t xml:space="preserve">, </w:t>
-      </w:r>
-      <w:r>
-        <w:rPr>
-          <w:rFonts w:ascii="Times New Roman" w:hAnsi="Times New Roman" w:cs="Times New Roman"/>
-          <w:color w:val="FF0000"/>
-        </w:rPr>
-        <w:t>Nuotekų tvarkymo reglamentas</w:t>
-      </w:r>
-      <w:r>
-        <w:rPr>
-          <w:rFonts w:ascii="Times New Roman" w:hAnsi="Times New Roman" w:cs="Times New Roman"/>
-        </w:rPr>
-        <w:t xml:space="preserve">, </w:t>
-      </w:r>
-      <w:r>
-        <w:rPr>
-          <w:rFonts w:ascii="Times New Roman" w:hAnsi="Times New Roman" w:cs="Times New Roman"/>
-          <w:color w:val="FF0000"/>
-        </w:rPr>
-        <w:t>Paviršinių nuotekų tvarkymo reglamentas</w:t>
-      </w:r>
-      <w:r>
-        <w:rPr>
-          <w:rFonts w:ascii="Times New Roman" w:hAnsi="Times New Roman" w:cs="Times New Roman"/>
-          <w:color w:val="FF0000"/>
-        </w:rPr>
-        <w:t xml:space="preserve">, </w:t>
-      </w:r>
-      <w:proofErr w:type="spellStart"/>
-      <w:r>
-        <w:rPr>
-          <w:rFonts w:ascii="Times New Roman" w:hAnsi="Times New Roman" w:cs="Times New Roman"/>
-          <w:color w:val="FF0000"/>
-        </w:rPr>
-        <w:t>vam</w:t>
-      </w:r>
-      <w:proofErr w:type="spellEnd"/>
-      <w:r>
-        <w:rPr>
-          <w:rFonts w:ascii="Times New Roman" w:hAnsi="Times New Roman" w:cs="Times New Roman"/>
-          <w:color w:val="FF0000"/>
-        </w:rPr>
-        <w:t>-standartas, vandentiekio-tinklu-</w:t>
-      </w:r>
-      <w:proofErr w:type="spellStart"/>
-      <w:r>
-        <w:rPr>
-          <w:rFonts w:ascii="Times New Roman" w:hAnsi="Times New Roman" w:cs="Times New Roman"/>
-          <w:color w:val="FF0000"/>
-        </w:rPr>
-        <w:t>infrastrukturos</w:t>
-      </w:r>
-      <w:proofErr w:type="spellEnd"/>
-      <w:r>
-        <w:rPr>
-          <w:rFonts w:ascii="Times New Roman" w:hAnsi="Times New Roman" w:cs="Times New Roman"/>
-          <w:color w:val="FF0000"/>
-        </w:rPr>
-        <w:t>-standartas, nuteku-tinklu-</w:t>
-      </w:r>
-      <w:proofErr w:type="spellStart"/>
-      <w:r>
-        <w:rPr>
-          <w:rFonts w:ascii="Times New Roman" w:hAnsi="Times New Roman" w:cs="Times New Roman"/>
-          <w:color w:val="FF0000"/>
-        </w:rPr>
-        <w:t>infrastrukturos</w:t>
-      </w:r>
-      <w:proofErr w:type="spellEnd"/>
-      <w:r>
-        <w:rPr>
-          <w:rFonts w:ascii="Times New Roman" w:hAnsi="Times New Roman" w:cs="Times New Roman"/>
-          <w:color w:val="FF0000"/>
-        </w:rPr>
-        <w:t xml:space="preserve">-standartas </w:t>
-      </w:r>
-      <w:r>
-        <w:rPr>
-          <w:rFonts w:ascii="Times New Roman" w:hAnsi="Times New Roman" w:cs="Times New Roman"/>
-        </w:rPr>
-        <w:t xml:space="preserve">ir </w:t>
-      </w:r>
-      <w:r>
-        <w:rPr>
-          <w:rFonts w:ascii="Times New Roman" w:hAnsi="Times New Roman" w:cs="Times New Roman"/>
-          <w:color w:val="FF0000"/>
-        </w:rPr>
-        <w:t>STR 2.0701_2003</w:t>
-      </w:r>
-      <w:r>
-        <w:rPr>
-          <w:rFonts w:ascii="Times New Roman" w:hAnsi="Times New Roman" w:cs="Times New Roman"/>
-          <w:color w:val="FF0000"/>
-        </w:rPr>
-        <w:t xml:space="preserve"> </w:t>
-      </w:r>
-      <w:r>
-        <w:rPr>
-          <w:rFonts w:ascii="Times New Roman" w:hAnsi="Times New Roman" w:cs="Times New Roman"/>
-        </w:rPr>
-        <w:t xml:space="preserve">reglamentais </w:t>
-      </w:r>
-      <w:r>
-        <w:rPr>
-          <w:rFonts w:ascii="Times New Roman" w:hAnsi="Times New Roman" w:cs="Times New Roman"/>
-        </w:rPr>
-        <w:t>bei</w:t>
-      </w:r>
-      <w:r>
-        <w:rPr>
-          <w:rFonts w:ascii="Times New Roman" w:hAnsi="Times New Roman" w:cs="Times New Roman"/>
-        </w:rPr>
-        <w:t xml:space="preserve"> kitais galiojančiais teisės aktais</w:t>
-      </w:r>
-      <w:r>
-        <w:rPr>
-          <w:rFonts w:ascii="Times New Roman" w:hAnsi="Times New Roman" w:cs="Times New Roman"/>
-        </w:rPr>
         <w:t>,</w:t>
       </w:r>
       <w:r>
         <w:rPr>
           <w:rFonts w:ascii="Times New Roman" w:hAnsi="Times New Roman" w:cs="Times New Roman"/>
         </w:rPr>
-        <w:t xml:space="preserve"> patikrinkite pridėtą projektą</w:t>
-      </w:r>
-      <w:r>
-        <w:rPr>
-          <w:rFonts w:ascii="Times New Roman" w:hAnsi="Times New Roman" w:cs="Times New Roman"/>
-        </w:rPr>
-        <w:t xml:space="preserve"> </w:t>
-      </w:r>
-      <w:r>
-        <w:rPr>
-          <w:rFonts w:ascii="Times New Roman" w:hAnsi="Times New Roman" w:cs="Times New Roman"/>
-        </w:rPr>
-        <w:t xml:space="preserve">šių </w:t>
-      </w:r>
-      <w:r>
-        <w:rPr>
-          <w:rFonts w:ascii="Times New Roman" w:hAnsi="Times New Roman" w:cs="Times New Roman"/>
-        </w:rPr>
-        <w:t>techninių reglamentų</w:t>
-      </w:r>
-      <w:r>
-        <w:rPr>
-          <w:rFonts w:ascii="Times New Roman" w:hAnsi="Times New Roman" w:cs="Times New Roman"/>
-        </w:rPr>
-        <w:t xml:space="preserve"> ir standartų</w:t>
-      </w:r>
-      <w:r>
-        <w:rPr>
-          <w:rFonts w:ascii="Times New Roman" w:hAnsi="Times New Roman" w:cs="Times New Roman"/>
-        </w:rPr>
-        <w:t xml:space="preserve"> atitikčiai.</w:t>
-      </w:r>
-      <w:r>
-        <w:rPr>
-          <w:rFonts w:ascii="Times New Roman" w:hAnsi="Times New Roman" w:cs="Times New Roman"/>
-        </w:rPr>
-        <w:t xml:space="preserve"> </w:t>
+        <w:t xml:space="preserve"> </w:t>
+      </w:r>
+      <w:r>
+        <w:rPr>
+          <w:rFonts w:ascii="Times New Roman" w:hAnsi="Times New Roman" w:cs="Times New Roman"/>
+        </w:rPr>
+        <w:t xml:space="preserve">patikrinkite </w:t>
+      </w:r>
+      <w:r>
+        <w:rPr>
+          <w:rFonts w:ascii="Times New Roman" w:hAnsi="Times New Roman" w:cs="Times New Roman"/>
+          <w:highlight w:val="yellow"/>
+        </w:rPr>
+        <w:t>pridėtą projektą</w:t>
+      </w:r>
+      <w:r>
+        <w:rPr>
+          <w:rFonts w:ascii="Times New Roman" w:hAnsi="Times New Roman" w:cs="Times New Roman"/>
+        </w:rPr>
+        <w:t xml:space="preserve"> </w:t>
+      </w:r>
+      <w:r>
+        <w:rPr>
+          <w:rFonts w:ascii="Times New Roman" w:hAnsi="Times New Roman" w:cs="Times New Roman"/>
+        </w:rPr>
+        <w:t>šių</w:t>
+      </w:r>
+      <w:r>
+        <w:rPr>
+          <w:rFonts w:ascii="Times New Roman" w:hAnsi="Times New Roman" w:cs="Times New Roman"/>
+        </w:rPr>
+        <w:t xml:space="preserve"> įstatym</w:t>
+      </w:r>
+      <w:r>
+        <w:rPr>
+          <w:rFonts w:ascii="Times New Roman" w:hAnsi="Times New Roman" w:cs="Times New Roman"/>
+        </w:rPr>
+        <w:t>ų</w:t>
+      </w:r>
+      <w:r>
+        <w:rPr>
+          <w:rFonts w:ascii="Times New Roman" w:hAnsi="Times New Roman" w:cs="Times New Roman"/>
+        </w:rPr>
+        <w:t xml:space="preserve"> atitikčiai. </w:t>
       </w:r>
       <w:r>
         <w:rPr>
@@ -1530,55 +631,13 @@
         <w:rPr>
           <w:rFonts w:ascii="Times New Roman" w:hAnsi="Times New Roman" w:cs="Times New Roman"/>
         </w:rPr>
-        <w:t>šių</w:t>
-      </w:r>
-      <w:r>
-        <w:rPr>
-          <w:rFonts w:ascii="Times New Roman" w:hAnsi="Times New Roman" w:cs="Times New Roman"/>
-        </w:rPr>
-        <w:t xml:space="preserve"> </w:t>
-      </w:r>
-      <w:r>
-        <w:rPr>
-          <w:rFonts w:ascii="Times New Roman" w:hAnsi="Times New Roman" w:cs="Times New Roman"/>
-        </w:rPr>
-        <w:t>reglamentų ir standartų</w:t>
-      </w:r>
-      <w:r>
-        <w:rPr>
-          <w:rFonts w:ascii="Times New Roman" w:hAnsi="Times New Roman" w:cs="Times New Roman"/>
-        </w:rPr>
-        <w:t xml:space="preserve"> dalis</w:t>
-      </w:r>
-      <w:r>
-        <w:rPr>
-          <w:rFonts w:ascii="Times New Roman" w:hAnsi="Times New Roman" w:cs="Times New Roman"/>
-        </w:rPr>
-        <w:t xml:space="preserve"> bei j</w:t>
-      </w:r>
-      <w:r>
-        <w:rPr>
-          <w:rFonts w:ascii="Times New Roman" w:hAnsi="Times New Roman" w:cs="Times New Roman"/>
-        </w:rPr>
-        <w:t>ų</w:t>
-      </w:r>
-      <w:r>
-        <w:rPr>
-          <w:rFonts w:ascii="Times New Roman" w:hAnsi="Times New Roman" w:cs="Times New Roman"/>
-        </w:rPr>
-        <w:t xml:space="preserve"> puslap</w:t>
-      </w:r>
-      <w:r>
-        <w:rPr>
-          <w:rFonts w:ascii="Times New Roman" w:hAnsi="Times New Roman" w:cs="Times New Roman"/>
-        </w:rPr>
-        <w:t>ius</w:t>
-      </w:r>
-      <w:r>
-        <w:rPr>
-          <w:rFonts w:ascii="Times New Roman" w:hAnsi="Times New Roman" w:cs="Times New Roman"/>
-        </w:rPr>
-        <w:t>.</w:t>
+        <w:t>įstatymo</w:t>
+      </w:r>
+      <w:r>
+        <w:rPr>
+          <w:rFonts w:ascii="Times New Roman" w:hAnsi="Times New Roman" w:cs="Times New Roman"/>
+        </w:rPr>
+        <w:t xml:space="preserve"> dalį bei jo puslapį.</w:t>
       </w:r>
     </w:p>
     <w:p>
@@ -1587,12 +646,34 @@
           <w:rFonts w:ascii="Times New Roman" w:hAnsi="Times New Roman" w:cs="Times New Roman"/>
         </w:rPr>
       </w:pPr>
-      <w:r>
-        <w:rPr>
-          <w:rFonts w:ascii="Times New Roman" w:hAnsi="Times New Roman" w:cs="Times New Roman"/>
-        </w:rPr>
-        <w:lastRenderedPageBreak/>
-        <w:t xml:space="preserve">Vadovaujantis pridėtais </w:t>
+      <w:bookmarkStart w:id="2" w:name="_Hlk220504719"/>
+      <w:bookmarkStart w:id="3" w:name="_Hlk220053563"/>
+      <w:bookmarkEnd w:id="1"/>
+    </w:p>
+    <w:p>
+      <w:pPr>
+        <w:rPr>
+          <w:rFonts w:ascii="Times New Roman" w:hAnsi="Times New Roman" w:cs="Times New Roman"/>
+        </w:rPr>
+      </w:pPr>
+      <w:bookmarkStart w:id="4" w:name="_Hlk221287660"/>
+      <w:r>
+        <w:rPr>
+          <w:rFonts w:ascii="Times New Roman" w:hAnsi="Times New Roman" w:cs="Times New Roman"/>
+        </w:rPr>
+        <w:t>Vadovaujantis pridėt</w:t>
+      </w:r>
+      <w:r>
+        <w:rPr>
+          <w:rFonts w:ascii="Times New Roman" w:hAnsi="Times New Roman" w:cs="Times New Roman"/>
+        </w:rPr>
+        <w:t>ais</w:t>
+      </w:r>
+      <w:r>
+        <w:rPr>
+          <w:rFonts w:ascii="Times New Roman" w:hAnsi="Times New Roman" w:cs="Times New Roman"/>
+        </w:rPr>
+        <w:t xml:space="preserve"> </w:t>
       </w:r>
       <w:hyperlink r:id="rId9" w:history="1">
         <w:r>
@@ -1607,20 +688,14 @@
         <w:rPr>
           <w:rFonts w:ascii="Times New Roman" w:hAnsi="Times New Roman" w:cs="Times New Roman"/>
         </w:rPr>
-        <w:t xml:space="preserve"> </w:t>
-      </w:r>
-      <w:r>
-        <w:rPr>
-          <w:rFonts w:ascii="Times New Roman" w:hAnsi="Times New Roman" w:cs="Times New Roman"/>
-        </w:rPr>
-        <w:t xml:space="preserve"> </w:t>
+        <w:t xml:space="preserve">  </w:t>
       </w:r>
       <w:r>
         <w:rPr>
           <w:rFonts w:ascii="Times New Roman" w:hAnsi="Times New Roman" w:cs="Times New Roman"/>
           <w:color w:val="FF0000"/>
         </w:rPr>
-        <w:t>HN 42-2009</w:t>
+        <w:t>STR 1.04.04_2017</w:t>
       </w:r>
       <w:r>
         <w:rPr>
@@ -1633,7 +708,13 @@
           <w:rFonts w:ascii="Times New Roman" w:hAnsi="Times New Roman" w:cs="Times New Roman"/>
           <w:color w:val="FF0000"/>
         </w:rPr>
-        <w:t xml:space="preserve">HN 33_2011 </w:t>
+        <w:t>STR 1.01.02_2016</w:t>
+      </w:r>
+      <w:r>
+        <w:rPr>
+          <w:rFonts w:ascii="Times New Roman" w:hAnsi="Times New Roman" w:cs="Times New Roman"/>
+        </w:rPr>
+        <w:t xml:space="preserve"> </w:t>
       </w:r>
       <w:r>
         <w:rPr>
@@ -1646,37 +727,74 @@
           <w:rFonts w:ascii="Times New Roman" w:hAnsi="Times New Roman" w:cs="Times New Roman"/>
           <w:color w:val="FF0000"/>
         </w:rPr>
-        <w:t xml:space="preserve">HN 24_2023 </w:t>
-      </w:r>
-      <w:r>
-        <w:rPr>
-          <w:rFonts w:ascii="Times New Roman" w:hAnsi="Times New Roman" w:cs="Times New Roman"/>
-        </w:rPr>
-        <w:t>normomis</w:t>
-      </w:r>
-      <w:r>
-        <w:rPr>
-          <w:rFonts w:ascii="Times New Roman" w:hAnsi="Times New Roman" w:cs="Times New Roman"/>
-        </w:rPr>
-        <w:t xml:space="preserve"> ir kitais galiojančiais teisės aktais, patikrinkite pridėtą projektą </w:t>
-      </w:r>
-      <w:r>
-        <w:rPr>
-          <w:rFonts w:ascii="Times New Roman" w:hAnsi="Times New Roman" w:cs="Times New Roman"/>
-        </w:rPr>
-        <w:t>šių higienos normų</w:t>
-      </w:r>
-      <w:r>
-        <w:rPr>
-          <w:rFonts w:ascii="Times New Roman" w:hAnsi="Times New Roman" w:cs="Times New Roman"/>
-        </w:rPr>
-        <w:t xml:space="preserve"> atitikčiai, ypač detaliai </w:t>
-      </w:r>
-      <w:r>
-        <w:rPr>
-          <w:rFonts w:ascii="Times New Roman" w:hAnsi="Times New Roman" w:cs="Times New Roman"/>
-        </w:rPr>
-        <w:t>pagal HN 24_2023</w:t>
+        <w:t xml:space="preserve">STR 1.05.01_2017 </w:t>
+      </w:r>
+      <w:r>
+        <w:rPr>
+          <w:rFonts w:ascii="Times New Roman" w:hAnsi="Times New Roman" w:cs="Times New Roman"/>
+        </w:rPr>
+        <w:t>reglamentais</w:t>
+      </w:r>
+      <w:r>
+        <w:rPr>
+          <w:rFonts w:ascii="Times New Roman" w:hAnsi="Times New Roman" w:cs="Times New Roman"/>
+        </w:rPr>
+        <w:t xml:space="preserve"> ir kitais galiojančiais teisės aktais prie j</w:t>
+      </w:r>
+      <w:r>
+        <w:rPr>
+          <w:rFonts w:ascii="Times New Roman" w:hAnsi="Times New Roman" w:cs="Times New Roman"/>
+        </w:rPr>
+        <w:t>ų</w:t>
+      </w:r>
+      <w:r>
+        <w:rPr>
+          <w:rFonts w:ascii="Times New Roman" w:hAnsi="Times New Roman" w:cs="Times New Roman"/>
+        </w:rPr>
+        <w:t xml:space="preserve">, patikrinkite </w:t>
+      </w:r>
+      <w:r>
+        <w:rPr>
+          <w:rFonts w:ascii="Times New Roman" w:hAnsi="Times New Roman" w:cs="Times New Roman"/>
+          <w:highlight w:val="yellow"/>
+        </w:rPr>
+        <w:t>pridėtą projektą</w:t>
+      </w:r>
+      <w:r>
+        <w:rPr>
+          <w:rFonts w:ascii="Times New Roman" w:hAnsi="Times New Roman" w:cs="Times New Roman"/>
+        </w:rPr>
+        <w:t xml:space="preserve"> </w:t>
+      </w:r>
+      <w:r>
+        <w:rPr>
+          <w:rFonts w:ascii="Times New Roman" w:hAnsi="Times New Roman" w:cs="Times New Roman"/>
+        </w:rPr>
+        <w:t>ši</w:t>
+      </w:r>
+      <w:r>
+        <w:rPr>
+          <w:rFonts w:ascii="Times New Roman" w:hAnsi="Times New Roman" w:cs="Times New Roman"/>
+        </w:rPr>
+        <w:t>ų</w:t>
+      </w:r>
+      <w:r>
+        <w:rPr>
+          <w:rFonts w:ascii="Times New Roman" w:hAnsi="Times New Roman" w:cs="Times New Roman"/>
+        </w:rPr>
+        <w:t xml:space="preserve"> </w:t>
+      </w:r>
+      <w:r>
+        <w:rPr>
+          <w:rFonts w:ascii="Times New Roman" w:hAnsi="Times New Roman" w:cs="Times New Roman"/>
+        </w:rPr>
+        <w:t xml:space="preserve">reglamentų </w:t>
+      </w:r>
+      <w:r>
+        <w:rPr>
+          <w:rFonts w:ascii="Times New Roman" w:hAnsi="Times New Roman" w:cs="Times New Roman"/>
+        </w:rPr>
+        <w:t>atitikčiai</w:t>
       </w:r>
       <w:r>
         <w:rPr>
@@ -1712,56 +830,24 @@
         <w:rPr>
           <w:rFonts w:ascii="Times New Roman" w:hAnsi="Times New Roman" w:cs="Times New Roman"/>
         </w:rPr>
-        <w:t>šių</w:t>
-      </w:r>
-      <w:r>
-        <w:rPr>
-          <w:rFonts w:ascii="Times New Roman" w:hAnsi="Times New Roman" w:cs="Times New Roman"/>
-        </w:rPr>
-        <w:t xml:space="preserve"> </w:t>
-      </w:r>
-      <w:r>
-        <w:rPr>
-          <w:rFonts w:ascii="Times New Roman" w:hAnsi="Times New Roman" w:cs="Times New Roman"/>
-        </w:rPr>
-        <w:t>normų</w:t>
-      </w:r>
-      <w:r>
-        <w:rPr>
-          <w:rFonts w:ascii="Times New Roman" w:hAnsi="Times New Roman" w:cs="Times New Roman"/>
-        </w:rPr>
-        <w:t xml:space="preserve"> dalis</w:t>
-      </w:r>
-      <w:r>
-        <w:rPr>
-          <w:rFonts w:ascii="Times New Roman" w:hAnsi="Times New Roman" w:cs="Times New Roman"/>
-        </w:rPr>
-        <w:t xml:space="preserve"> bei j</w:t>
-      </w:r>
-      <w:r>
-        <w:rPr>
-          <w:rFonts w:ascii="Times New Roman" w:hAnsi="Times New Roman" w:cs="Times New Roman"/>
-        </w:rPr>
-        <w:t>ų</w:t>
-      </w:r>
-      <w:r>
-        <w:rPr>
-          <w:rFonts w:ascii="Times New Roman" w:hAnsi="Times New Roman" w:cs="Times New Roman"/>
-        </w:rPr>
-        <w:t xml:space="preserve"> puslap</w:t>
-      </w:r>
-      <w:r>
-        <w:rPr>
-          <w:rFonts w:ascii="Times New Roman" w:hAnsi="Times New Roman" w:cs="Times New Roman"/>
-        </w:rPr>
-        <w:t>ius</w:t>
-      </w:r>
-      <w:r>
-        <w:rPr>
-          <w:rFonts w:ascii="Times New Roman" w:hAnsi="Times New Roman" w:cs="Times New Roman"/>
-        </w:rPr>
-        <w:t>.</w:t>
-      </w:r>
+        <w:t>reglamento</w:t>
+      </w:r>
+      <w:r>
+        <w:rPr>
+          <w:rFonts w:ascii="Times New Roman" w:hAnsi="Times New Roman" w:cs="Times New Roman"/>
+        </w:rPr>
+        <w:t xml:space="preserve"> dalį bei jo puslapį.</w:t>
+      </w:r>
+      <w:bookmarkEnd w:id="4"/>
+    </w:p>
+    <w:bookmarkEnd w:id="2"/>
+    <w:bookmarkEnd w:id="3"/>
+    <w:p>
+      <w:pPr>
+        <w:rPr>
+          <w:rFonts w:ascii="Times New Roman" w:hAnsi="Times New Roman" w:cs="Times New Roman"/>
+        </w:rPr>
+      </w:pPr>
     </w:p>
     <w:p>
       <w:pPr>
@@ -1769,13 +855,1848 @@
           <w:rFonts w:ascii="Times New Roman" w:hAnsi="Times New Roman" w:cs="Times New Roman"/>
         </w:rPr>
       </w:pPr>
+      <w:bookmarkStart w:id="5" w:name="_Hlk220053896"/>
+      <w:r>
+        <w:rPr>
+          <w:rFonts w:ascii="Times New Roman" w:hAnsi="Times New Roman" w:cs="Times New Roman"/>
+        </w:rPr>
+        <w:t xml:space="preserve">Vadovaujantis </w:t>
+      </w:r>
+      <w:r>
+        <w:rPr>
+          <w:rFonts w:ascii="Times New Roman" w:hAnsi="Times New Roman" w:cs="Times New Roman"/>
+          <w:highlight w:val="yellow"/>
+        </w:rPr>
+        <w:t>pridėta</w:t>
+      </w:r>
+      <w:r>
+        <w:rPr>
+          <w:rFonts w:ascii="Times New Roman" w:hAnsi="Times New Roman" w:cs="Times New Roman"/>
+          <w:highlight w:val="yellow"/>
+        </w:rPr>
+        <w:t>is</w:t>
+      </w:r>
+      <w:r>
+        <w:rPr>
+          <w:rFonts w:ascii="Times New Roman" w:hAnsi="Times New Roman" w:cs="Times New Roman"/>
+        </w:rPr>
+        <w:t xml:space="preserve"> </w:t>
+      </w:r>
+      <w:r>
+        <w:rPr>
+          <w:rFonts w:ascii="Times New Roman" w:hAnsi="Times New Roman" w:cs="Times New Roman"/>
+          <w:u w:val="single"/>
+        </w:rPr>
+        <w:t xml:space="preserve">technine </w:t>
+      </w:r>
+      <w:r>
+        <w:rPr>
+          <w:rFonts w:ascii="Times New Roman" w:hAnsi="Times New Roman" w:cs="Times New Roman"/>
+          <w:u w:val="single"/>
+        </w:rPr>
+        <w:t>užduotimi</w:t>
+      </w:r>
+      <w:r>
+        <w:rPr>
+          <w:rFonts w:ascii="Times New Roman" w:hAnsi="Times New Roman" w:cs="Times New Roman"/>
+        </w:rPr>
+        <w:t xml:space="preserve"> ir </w:t>
+      </w:r>
+      <w:r>
+        <w:rPr>
+          <w:rFonts w:ascii="Times New Roman" w:hAnsi="Times New Roman" w:cs="Times New Roman"/>
+          <w:u w:val="single"/>
+        </w:rPr>
+        <w:t>jos pakeitimu</w:t>
+      </w:r>
+      <w:r>
+        <w:rPr>
+          <w:rFonts w:ascii="Times New Roman" w:hAnsi="Times New Roman" w:cs="Times New Roman"/>
+        </w:rPr>
+        <w:t xml:space="preserve"> bei </w:t>
+      </w:r>
+      <w:r>
+        <w:rPr>
+          <w:rFonts w:ascii="Times New Roman" w:hAnsi="Times New Roman" w:cs="Times New Roman"/>
+          <w:u w:val="single"/>
+        </w:rPr>
+        <w:t>geologijos technine užduotimi</w:t>
+      </w:r>
+      <w:r>
+        <w:rPr>
+          <w:rFonts w:ascii="Times New Roman" w:hAnsi="Times New Roman" w:cs="Times New Roman"/>
+        </w:rPr>
+        <w:t xml:space="preserve"> patikrinkite </w:t>
+      </w:r>
+      <w:r>
+        <w:rPr>
+          <w:rFonts w:ascii="Times New Roman" w:hAnsi="Times New Roman" w:cs="Times New Roman"/>
+          <w:highlight w:val="yellow"/>
+        </w:rPr>
+        <w:t>pridėtą projektą</w:t>
+      </w:r>
+      <w:r>
+        <w:rPr>
+          <w:rFonts w:ascii="Times New Roman" w:hAnsi="Times New Roman" w:cs="Times New Roman"/>
+        </w:rPr>
+        <w:t xml:space="preserve"> </w:t>
+      </w:r>
+      <w:r>
+        <w:rPr>
+          <w:rFonts w:ascii="Times New Roman" w:hAnsi="Times New Roman" w:cs="Times New Roman"/>
+        </w:rPr>
+        <w:t xml:space="preserve">šių užduočių </w:t>
+      </w:r>
+      <w:r>
+        <w:rPr>
+          <w:rFonts w:ascii="Times New Roman" w:hAnsi="Times New Roman" w:cs="Times New Roman"/>
+        </w:rPr>
+        <w:t xml:space="preserve">atitikčiai. </w:t>
+      </w:r>
+      <w:r>
+        <w:rPr>
+          <w:rFonts w:ascii="Times New Roman" w:hAnsi="Times New Roman" w:cs="Times New Roman"/>
+        </w:rPr>
+        <w:t>Detaliai n</w:t>
+      </w:r>
+      <w:r>
+        <w:rPr>
+          <w:rFonts w:ascii="Times New Roman" w:hAnsi="Times New Roman" w:cs="Times New Roman"/>
+        </w:rPr>
+        <w:t xml:space="preserve">urodykite projekto trūkumus </w:t>
+      </w:r>
+      <w:r>
+        <w:rPr>
+          <w:rFonts w:ascii="Times New Roman" w:hAnsi="Times New Roman" w:cs="Times New Roman"/>
+        </w:rPr>
+        <w:t xml:space="preserve">ir pastabas jas </w:t>
+      </w:r>
+      <w:r>
+        <w:rPr>
+          <w:rFonts w:ascii="Times New Roman" w:hAnsi="Times New Roman" w:cs="Times New Roman"/>
+        </w:rPr>
+        <w:t xml:space="preserve">aprašant, cituojant ir su nuorodomis į </w:t>
+      </w:r>
+      <w:r>
+        <w:rPr>
+          <w:rFonts w:ascii="Times New Roman" w:hAnsi="Times New Roman" w:cs="Times New Roman"/>
+        </w:rPr>
+        <w:t>šių</w:t>
+      </w:r>
+      <w:r>
+        <w:rPr>
+          <w:rFonts w:ascii="Times New Roman" w:hAnsi="Times New Roman" w:cs="Times New Roman"/>
+        </w:rPr>
+        <w:t xml:space="preserve"> </w:t>
+      </w:r>
+      <w:r>
+        <w:rPr>
+          <w:rFonts w:ascii="Times New Roman" w:hAnsi="Times New Roman" w:cs="Times New Roman"/>
+        </w:rPr>
+        <w:t>užduočių</w:t>
+      </w:r>
+      <w:r>
+        <w:rPr>
+          <w:rFonts w:ascii="Times New Roman" w:hAnsi="Times New Roman" w:cs="Times New Roman"/>
+        </w:rPr>
+        <w:t xml:space="preserve"> dalį bei j</w:t>
+      </w:r>
+      <w:r>
+        <w:rPr>
+          <w:rFonts w:ascii="Times New Roman" w:hAnsi="Times New Roman" w:cs="Times New Roman"/>
+        </w:rPr>
+        <w:t>ų</w:t>
+      </w:r>
+      <w:r>
+        <w:rPr>
+          <w:rFonts w:ascii="Times New Roman" w:hAnsi="Times New Roman" w:cs="Times New Roman"/>
+        </w:rPr>
+        <w:t xml:space="preserve"> puslapį.</w:t>
+      </w:r>
+    </w:p>
+    <w:bookmarkEnd w:id="5"/>
+    <w:p>
+      <w:pPr>
+        <w:rPr>
+          <w:rFonts w:ascii="Times New Roman" w:hAnsi="Times New Roman" w:cs="Times New Roman"/>
+        </w:rPr>
+      </w:pPr>
     </w:p>
     <w:p>
-      <w:r>
-        <w:rPr>
-          <w:rFonts w:ascii="Times New Roman" w:hAnsi="Times New Roman" w:cs="Times New Roman"/>
-        </w:rPr>
-        <w:t xml:space="preserve">Nurodykite visas </w:t>
+      <w:pPr>
+        <w:rPr>
+          <w:rFonts w:ascii="Times New Roman" w:hAnsi="Times New Roman" w:cs="Times New Roman"/>
+        </w:rPr>
+      </w:pPr>
+      <w:r>
+        <w:rPr>
+          <w:rFonts w:ascii="Times New Roman" w:hAnsi="Times New Roman" w:cs="Times New Roman"/>
+        </w:rPr>
+        <w:t xml:space="preserve">Vadovaujantis </w:t>
+      </w:r>
+      <w:r>
+        <w:rPr>
+          <w:rFonts w:ascii="Times New Roman" w:hAnsi="Times New Roman" w:cs="Times New Roman"/>
+          <w:highlight w:val="yellow"/>
+        </w:rPr>
+        <w:t>pridėtais</w:t>
+      </w:r>
+      <w:r>
+        <w:rPr>
+          <w:rFonts w:ascii="Times New Roman" w:hAnsi="Times New Roman" w:cs="Times New Roman"/>
+        </w:rPr>
+        <w:t xml:space="preserve"> </w:t>
+      </w:r>
+      <w:r>
+        <w:rPr>
+          <w:rFonts w:ascii="Times New Roman" w:hAnsi="Times New Roman" w:cs="Times New Roman"/>
+          <w:u w:val="single"/>
+        </w:rPr>
+        <w:t>projektais</w:t>
+      </w:r>
+      <w:r>
+        <w:rPr>
+          <w:rFonts w:ascii="Times New Roman" w:hAnsi="Times New Roman" w:cs="Times New Roman"/>
+        </w:rPr>
+        <w:t xml:space="preserve"> n</w:t>
+      </w:r>
+      <w:r>
+        <w:rPr>
+          <w:rFonts w:ascii="Times New Roman" w:hAnsi="Times New Roman" w:cs="Times New Roman"/>
+        </w:rPr>
+        <w:t xml:space="preserve">urodykite </w:t>
+      </w:r>
+      <w:r>
+        <w:rPr>
+          <w:rFonts w:ascii="Times New Roman" w:hAnsi="Times New Roman" w:cs="Times New Roman"/>
+        </w:rPr>
+        <w:t xml:space="preserve">šių </w:t>
+      </w:r>
+      <w:r>
+        <w:rPr>
+          <w:rFonts w:ascii="Times New Roman" w:hAnsi="Times New Roman" w:cs="Times New Roman"/>
+        </w:rPr>
+        <w:t>projekt</w:t>
+      </w:r>
+      <w:r>
+        <w:rPr>
+          <w:rFonts w:ascii="Times New Roman" w:hAnsi="Times New Roman" w:cs="Times New Roman"/>
+        </w:rPr>
+        <w:t>ų</w:t>
+      </w:r>
+      <w:r>
+        <w:rPr>
+          <w:rFonts w:ascii="Times New Roman" w:hAnsi="Times New Roman" w:cs="Times New Roman"/>
+        </w:rPr>
+        <w:t xml:space="preserve"> </w:t>
+      </w:r>
+      <w:r>
+        <w:rPr>
+          <w:rFonts w:ascii="Times New Roman" w:hAnsi="Times New Roman" w:cs="Times New Roman"/>
+        </w:rPr>
+        <w:t xml:space="preserve">sprendinių suderinamumo </w:t>
+      </w:r>
+      <w:r>
+        <w:rPr>
+          <w:rFonts w:ascii="Times New Roman" w:hAnsi="Times New Roman" w:cs="Times New Roman"/>
+        </w:rPr>
+        <w:t xml:space="preserve">trūkumus </w:t>
+      </w:r>
+      <w:r>
+        <w:rPr>
+          <w:rFonts w:ascii="Times New Roman" w:hAnsi="Times New Roman" w:cs="Times New Roman"/>
+        </w:rPr>
+        <w:t xml:space="preserve">bei neatitiktis. </w:t>
+      </w:r>
+      <w:r>
+        <w:rPr>
+          <w:rFonts w:ascii="Times New Roman" w:hAnsi="Times New Roman" w:cs="Times New Roman"/>
+        </w:rPr>
+        <w:t>Detaliai n</w:t>
+      </w:r>
+      <w:r>
+        <w:rPr>
+          <w:rFonts w:ascii="Times New Roman" w:hAnsi="Times New Roman" w:cs="Times New Roman"/>
+        </w:rPr>
+        <w:t>urodykite projekt</w:t>
+      </w:r>
+      <w:r>
+        <w:rPr>
+          <w:rFonts w:ascii="Times New Roman" w:hAnsi="Times New Roman" w:cs="Times New Roman"/>
+        </w:rPr>
+        <w:t>ų</w:t>
+      </w:r>
+      <w:r>
+        <w:rPr>
+          <w:rFonts w:ascii="Times New Roman" w:hAnsi="Times New Roman" w:cs="Times New Roman"/>
+        </w:rPr>
+        <w:t xml:space="preserve"> </w:t>
+      </w:r>
+      <w:r>
+        <w:rPr>
+          <w:rFonts w:ascii="Times New Roman" w:hAnsi="Times New Roman" w:cs="Times New Roman"/>
+        </w:rPr>
+        <w:t xml:space="preserve">sprendinių suderinamumo </w:t>
+      </w:r>
+      <w:r>
+        <w:rPr>
+          <w:rFonts w:ascii="Times New Roman" w:hAnsi="Times New Roman" w:cs="Times New Roman"/>
+        </w:rPr>
+        <w:t xml:space="preserve">trūkumus </w:t>
+      </w:r>
+      <w:r>
+        <w:rPr>
+          <w:rFonts w:ascii="Times New Roman" w:hAnsi="Times New Roman" w:cs="Times New Roman"/>
+        </w:rPr>
+        <w:t xml:space="preserve">ir pastabas jas </w:t>
+      </w:r>
+      <w:r>
+        <w:rPr>
+          <w:rFonts w:ascii="Times New Roman" w:hAnsi="Times New Roman" w:cs="Times New Roman"/>
+        </w:rPr>
+        <w:t xml:space="preserve">aprašant, cituojant ir su nuorodomis į </w:t>
+      </w:r>
+      <w:r>
+        <w:rPr>
+          <w:rFonts w:ascii="Times New Roman" w:hAnsi="Times New Roman" w:cs="Times New Roman"/>
+        </w:rPr>
+        <w:t>šių</w:t>
+      </w:r>
+      <w:r>
+        <w:rPr>
+          <w:rFonts w:ascii="Times New Roman" w:hAnsi="Times New Roman" w:cs="Times New Roman"/>
+        </w:rPr>
+        <w:t xml:space="preserve"> </w:t>
+      </w:r>
+      <w:r>
+        <w:rPr>
+          <w:rFonts w:ascii="Times New Roman" w:hAnsi="Times New Roman" w:cs="Times New Roman"/>
+        </w:rPr>
+        <w:t xml:space="preserve">projektų </w:t>
+      </w:r>
+      <w:r>
+        <w:rPr>
+          <w:rFonts w:ascii="Times New Roman" w:hAnsi="Times New Roman" w:cs="Times New Roman"/>
+        </w:rPr>
+        <w:t>sprendinių</w:t>
+      </w:r>
+      <w:r>
+        <w:rPr>
+          <w:rFonts w:ascii="Times New Roman" w:hAnsi="Times New Roman" w:cs="Times New Roman"/>
+        </w:rPr>
+        <w:t xml:space="preserve"> dalį bei puslapį.</w:t>
+      </w:r>
+    </w:p>
+    <w:p>
+      <w:pPr>
+        <w:rPr>
+          <w:rFonts w:ascii="Times New Roman" w:hAnsi="Times New Roman" w:cs="Times New Roman"/>
+        </w:rPr>
+      </w:pPr>
+    </w:p>
+    <w:p>
+      <w:pPr>
+        <w:rPr>
+          <w:rFonts w:ascii="Times New Roman" w:hAnsi="Times New Roman" w:cs="Times New Roman"/>
+        </w:rPr>
+      </w:pPr>
+      <w:r>
+        <w:rPr>
+          <w:rFonts w:ascii="Times New Roman" w:hAnsi="Times New Roman" w:cs="Times New Roman"/>
+        </w:rPr>
+        <w:t xml:space="preserve">Vadovaujantis </w:t>
+      </w:r>
+      <w:r>
+        <w:rPr>
+          <w:rFonts w:ascii="Times New Roman" w:hAnsi="Times New Roman" w:cs="Times New Roman"/>
+          <w:highlight w:val="yellow"/>
+        </w:rPr>
+        <w:t>pridėtu</w:t>
+      </w:r>
+      <w:r>
+        <w:rPr>
+          <w:rFonts w:ascii="Times New Roman" w:hAnsi="Times New Roman" w:cs="Times New Roman"/>
+        </w:rPr>
+        <w:t xml:space="preserve"> </w:t>
+      </w:r>
+      <w:r>
+        <w:rPr>
+          <w:rFonts w:ascii="Times New Roman" w:hAnsi="Times New Roman" w:cs="Times New Roman"/>
+          <w:u w:val="single"/>
+        </w:rPr>
+        <w:t>projekt</w:t>
+      </w:r>
+      <w:r>
+        <w:rPr>
+          <w:rFonts w:ascii="Times New Roman" w:hAnsi="Times New Roman" w:cs="Times New Roman"/>
+          <w:u w:val="single"/>
+        </w:rPr>
+        <w:t>u</w:t>
+      </w:r>
+      <w:r>
+        <w:rPr>
+          <w:rFonts w:ascii="Times New Roman" w:hAnsi="Times New Roman" w:cs="Times New Roman"/>
+        </w:rPr>
+        <w:t xml:space="preserve"> ir</w:t>
+      </w:r>
+      <w:r>
+        <w:rPr>
+          <w:rFonts w:ascii="Times New Roman" w:hAnsi="Times New Roman" w:cs="Times New Roman"/>
+        </w:rPr>
+        <w:t xml:space="preserve"> </w:t>
+      </w:r>
+      <w:r>
+        <w:rPr>
+          <w:rFonts w:ascii="Times New Roman" w:hAnsi="Times New Roman" w:cs="Times New Roman"/>
+          <w:highlight w:val="yellow"/>
+        </w:rPr>
+        <w:t>pridėtu</w:t>
+      </w:r>
+      <w:r>
+        <w:rPr>
+          <w:rFonts w:ascii="Times New Roman" w:hAnsi="Times New Roman" w:cs="Times New Roman"/>
+        </w:rPr>
+        <w:t xml:space="preserve"> </w:t>
+      </w:r>
+      <w:r>
+        <w:rPr>
+          <w:rFonts w:ascii="Times New Roman" w:hAnsi="Times New Roman" w:cs="Times New Roman"/>
+          <w:u w:val="single"/>
+        </w:rPr>
+        <w:t>projektiniu pasiūlymu,</w:t>
+      </w:r>
+      <w:r>
+        <w:rPr>
+          <w:rFonts w:ascii="Times New Roman" w:hAnsi="Times New Roman" w:cs="Times New Roman"/>
+        </w:rPr>
+        <w:t xml:space="preserve"> n</w:t>
+      </w:r>
+      <w:r>
+        <w:rPr>
+          <w:rFonts w:ascii="Times New Roman" w:hAnsi="Times New Roman" w:cs="Times New Roman"/>
+        </w:rPr>
+        <w:t xml:space="preserve">urodykite projekto </w:t>
+      </w:r>
+      <w:r>
+        <w:rPr>
+          <w:rFonts w:ascii="Times New Roman" w:hAnsi="Times New Roman" w:cs="Times New Roman"/>
+        </w:rPr>
+        <w:t>sprendinių neatitiktį ir trūkumus</w:t>
+      </w:r>
+      <w:r>
+        <w:rPr>
+          <w:rFonts w:ascii="Times New Roman" w:hAnsi="Times New Roman" w:cs="Times New Roman"/>
+        </w:rPr>
+        <w:t>, lyginant su</w:t>
+      </w:r>
+      <w:r>
+        <w:rPr>
+          <w:rFonts w:ascii="Times New Roman" w:hAnsi="Times New Roman" w:cs="Times New Roman"/>
+        </w:rPr>
+        <w:t xml:space="preserve"> projektini</w:t>
+      </w:r>
+      <w:r>
+        <w:rPr>
+          <w:rFonts w:ascii="Times New Roman" w:hAnsi="Times New Roman" w:cs="Times New Roman"/>
+        </w:rPr>
+        <w:t>u</w:t>
+      </w:r>
+      <w:r>
+        <w:rPr>
+          <w:rFonts w:ascii="Times New Roman" w:hAnsi="Times New Roman" w:cs="Times New Roman"/>
+        </w:rPr>
+        <w:t xml:space="preserve"> pasiūlym</w:t>
+      </w:r>
+      <w:r>
+        <w:rPr>
+          <w:rFonts w:ascii="Times New Roman" w:hAnsi="Times New Roman" w:cs="Times New Roman"/>
+        </w:rPr>
+        <w:t>u</w:t>
+      </w:r>
+      <w:r>
+        <w:rPr>
+          <w:rFonts w:ascii="Times New Roman" w:hAnsi="Times New Roman" w:cs="Times New Roman"/>
+        </w:rPr>
+        <w:t xml:space="preserve">. </w:t>
+      </w:r>
+      <w:r>
+        <w:rPr>
+          <w:rFonts w:ascii="Times New Roman" w:hAnsi="Times New Roman" w:cs="Times New Roman"/>
+        </w:rPr>
+        <w:t>Detaliai n</w:t>
+      </w:r>
+      <w:r>
+        <w:rPr>
+          <w:rFonts w:ascii="Times New Roman" w:hAnsi="Times New Roman" w:cs="Times New Roman"/>
+        </w:rPr>
+        <w:t xml:space="preserve">urodykite projekto </w:t>
+      </w:r>
+      <w:r>
+        <w:rPr>
+          <w:rFonts w:ascii="Times New Roman" w:hAnsi="Times New Roman" w:cs="Times New Roman"/>
+        </w:rPr>
+        <w:t xml:space="preserve">sprendinių </w:t>
+      </w:r>
+      <w:r>
+        <w:rPr>
+          <w:rFonts w:ascii="Times New Roman" w:hAnsi="Times New Roman" w:cs="Times New Roman"/>
+        </w:rPr>
+        <w:t xml:space="preserve">trūkumus </w:t>
+      </w:r>
+      <w:r>
+        <w:rPr>
+          <w:rFonts w:ascii="Times New Roman" w:hAnsi="Times New Roman" w:cs="Times New Roman"/>
+        </w:rPr>
+        <w:t xml:space="preserve">ir pastabas jas </w:t>
+      </w:r>
+      <w:r>
+        <w:rPr>
+          <w:rFonts w:ascii="Times New Roman" w:hAnsi="Times New Roman" w:cs="Times New Roman"/>
+        </w:rPr>
+        <w:t xml:space="preserve">aprašant, cituojant ir su nuorodomis į </w:t>
+      </w:r>
+      <w:r>
+        <w:rPr>
+          <w:rFonts w:ascii="Times New Roman" w:hAnsi="Times New Roman" w:cs="Times New Roman"/>
+        </w:rPr>
+        <w:t xml:space="preserve">projekto </w:t>
+      </w:r>
+      <w:r>
+        <w:rPr>
+          <w:rFonts w:ascii="Times New Roman" w:hAnsi="Times New Roman" w:cs="Times New Roman"/>
+        </w:rPr>
+        <w:t>dalį bei j</w:t>
+      </w:r>
+      <w:r>
+        <w:rPr>
+          <w:rFonts w:ascii="Times New Roman" w:hAnsi="Times New Roman" w:cs="Times New Roman"/>
+        </w:rPr>
+        <w:t>o</w:t>
+      </w:r>
+      <w:r>
+        <w:rPr>
+          <w:rFonts w:ascii="Times New Roman" w:hAnsi="Times New Roman" w:cs="Times New Roman"/>
+        </w:rPr>
+        <w:t xml:space="preserve"> puslapį.</w:t>
+      </w:r>
+    </w:p>
+    <w:p>
+      <w:pPr>
+        <w:rPr>
+          <w:rFonts w:ascii="Times New Roman" w:hAnsi="Times New Roman" w:cs="Times New Roman"/>
+        </w:rPr>
+      </w:pPr>
+    </w:p>
+    <w:p>
+      <w:pPr>
+        <w:rPr>
+          <w:rFonts w:ascii="Times New Roman" w:hAnsi="Times New Roman" w:cs="Times New Roman"/>
+        </w:rPr>
+      </w:pPr>
+      <w:r>
+        <w:rPr>
+          <w:rFonts w:ascii="Times New Roman" w:hAnsi="Times New Roman" w:cs="Times New Roman"/>
+        </w:rPr>
+        <w:t xml:space="preserve">Vadovaujantis </w:t>
+      </w:r>
+      <w:r>
+        <w:rPr>
+          <w:rFonts w:ascii="Times New Roman" w:hAnsi="Times New Roman" w:cs="Times New Roman"/>
+          <w:highlight w:val="yellow"/>
+        </w:rPr>
+        <w:t>pridėtu</w:t>
+      </w:r>
+      <w:r>
+        <w:rPr>
+          <w:rFonts w:ascii="Times New Roman" w:hAnsi="Times New Roman" w:cs="Times New Roman"/>
+        </w:rPr>
+        <w:t xml:space="preserve"> </w:t>
+      </w:r>
+      <w:r>
+        <w:rPr>
+          <w:rFonts w:ascii="Times New Roman" w:hAnsi="Times New Roman" w:cs="Times New Roman"/>
+          <w:u w:val="single"/>
+        </w:rPr>
+        <w:t>projekt</w:t>
+      </w:r>
+      <w:r>
+        <w:rPr>
+          <w:rFonts w:ascii="Times New Roman" w:hAnsi="Times New Roman" w:cs="Times New Roman"/>
+          <w:u w:val="single"/>
+        </w:rPr>
+        <w:t>u,</w:t>
+      </w:r>
+      <w:r>
+        <w:rPr>
+          <w:rFonts w:ascii="Times New Roman" w:hAnsi="Times New Roman" w:cs="Times New Roman"/>
+        </w:rPr>
+        <w:t xml:space="preserve"> </w:t>
+      </w:r>
+      <w:r>
+        <w:rPr>
+          <w:rFonts w:ascii="Times New Roman" w:hAnsi="Times New Roman" w:cs="Times New Roman"/>
+          <w:highlight w:val="yellow"/>
+        </w:rPr>
+        <w:t>pridėtomis</w:t>
+      </w:r>
+      <w:r>
+        <w:rPr>
+          <w:rFonts w:ascii="Times New Roman" w:hAnsi="Times New Roman" w:cs="Times New Roman"/>
+        </w:rPr>
+        <w:t xml:space="preserve"> </w:t>
+      </w:r>
+      <w:r>
+        <w:rPr>
+          <w:rFonts w:ascii="Times New Roman" w:hAnsi="Times New Roman" w:cs="Times New Roman"/>
+          <w:u w:val="single"/>
+        </w:rPr>
+        <w:t>prisijungimo sąlygomis</w:t>
+      </w:r>
+      <w:r>
+        <w:rPr>
+          <w:rFonts w:ascii="Times New Roman" w:hAnsi="Times New Roman" w:cs="Times New Roman"/>
+        </w:rPr>
+        <w:t xml:space="preserve">, </w:t>
+      </w:r>
+      <w:r>
+        <w:rPr>
+          <w:rFonts w:ascii="Times New Roman" w:hAnsi="Times New Roman" w:cs="Times New Roman"/>
+          <w:u w:val="single"/>
+        </w:rPr>
+        <w:t>inžineriniais geologiniais tyrinėjimais</w:t>
+      </w:r>
+      <w:r>
+        <w:rPr>
+          <w:rFonts w:ascii="Times New Roman" w:hAnsi="Times New Roman" w:cs="Times New Roman"/>
+        </w:rPr>
+        <w:t xml:space="preserve"> bei </w:t>
+      </w:r>
+      <w:r>
+        <w:rPr>
+          <w:rFonts w:ascii="Times New Roman" w:hAnsi="Times New Roman" w:cs="Times New Roman"/>
+          <w:highlight w:val="yellow"/>
+        </w:rPr>
+        <w:t>pridėtu</w:t>
+      </w:r>
+      <w:r>
+        <w:rPr>
+          <w:rFonts w:ascii="Times New Roman" w:hAnsi="Times New Roman" w:cs="Times New Roman"/>
+        </w:rPr>
+        <w:t xml:space="preserve"> </w:t>
+      </w:r>
+      <w:r>
+        <w:rPr>
+          <w:rFonts w:ascii="Times New Roman" w:hAnsi="Times New Roman" w:cs="Times New Roman"/>
+          <w:u w:val="single"/>
+        </w:rPr>
+        <w:t>projekto bendrąja dalimi,</w:t>
+      </w:r>
+      <w:r>
+        <w:rPr>
+          <w:rFonts w:ascii="Times New Roman" w:hAnsi="Times New Roman" w:cs="Times New Roman"/>
+        </w:rPr>
+        <w:t xml:space="preserve"> </w:t>
+      </w:r>
+      <w:r>
+        <w:rPr>
+          <w:rFonts w:ascii="Times New Roman" w:hAnsi="Times New Roman" w:cs="Times New Roman"/>
+        </w:rPr>
+        <w:t>n</w:t>
+      </w:r>
+      <w:r>
+        <w:rPr>
+          <w:rFonts w:ascii="Times New Roman" w:hAnsi="Times New Roman" w:cs="Times New Roman"/>
+        </w:rPr>
+        <w:t xml:space="preserve">urodykite projekto </w:t>
+      </w:r>
+      <w:r>
+        <w:rPr>
+          <w:rFonts w:ascii="Times New Roman" w:hAnsi="Times New Roman" w:cs="Times New Roman"/>
+        </w:rPr>
+        <w:t xml:space="preserve">sprendinių neatitiktį ir trūkumus, lyginant su </w:t>
+      </w:r>
+      <w:r>
+        <w:rPr>
+          <w:rFonts w:ascii="Times New Roman" w:hAnsi="Times New Roman" w:cs="Times New Roman"/>
+        </w:rPr>
+        <w:t>prisijungimo sąlygomis, inžineriniais geologiniais tyrinėjimais bei pridėtu projekto bendrąja dalimi</w:t>
+      </w:r>
+      <w:r>
+        <w:rPr>
+          <w:rFonts w:ascii="Times New Roman" w:hAnsi="Times New Roman" w:cs="Times New Roman"/>
+        </w:rPr>
+        <w:t xml:space="preserve">. </w:t>
+      </w:r>
+      <w:r>
+        <w:rPr>
+          <w:rFonts w:ascii="Times New Roman" w:hAnsi="Times New Roman" w:cs="Times New Roman"/>
+        </w:rPr>
+        <w:t>Detaliai n</w:t>
+      </w:r>
+      <w:r>
+        <w:rPr>
+          <w:rFonts w:ascii="Times New Roman" w:hAnsi="Times New Roman" w:cs="Times New Roman"/>
+        </w:rPr>
+        <w:t xml:space="preserve">urodykite projekto trūkumus </w:t>
+      </w:r>
+      <w:r>
+        <w:rPr>
+          <w:rFonts w:ascii="Times New Roman" w:hAnsi="Times New Roman" w:cs="Times New Roman"/>
+        </w:rPr>
+        <w:t xml:space="preserve">ir pastabas jas </w:t>
+      </w:r>
+      <w:r>
+        <w:rPr>
+          <w:rFonts w:ascii="Times New Roman" w:hAnsi="Times New Roman" w:cs="Times New Roman"/>
+        </w:rPr>
+        <w:t xml:space="preserve">aprašant, cituojant ir su nuorodomis į </w:t>
+      </w:r>
+      <w:r>
+        <w:rPr>
+          <w:rFonts w:ascii="Times New Roman" w:hAnsi="Times New Roman" w:cs="Times New Roman"/>
+        </w:rPr>
+        <w:t>šių</w:t>
+      </w:r>
+      <w:r>
+        <w:rPr>
+          <w:rFonts w:ascii="Times New Roman" w:hAnsi="Times New Roman" w:cs="Times New Roman"/>
+        </w:rPr>
+        <w:t xml:space="preserve"> </w:t>
+      </w:r>
+      <w:r>
+        <w:rPr>
+          <w:rFonts w:ascii="Times New Roman" w:hAnsi="Times New Roman" w:cs="Times New Roman"/>
+        </w:rPr>
+        <w:t>dokumentų dalis</w:t>
+      </w:r>
+      <w:r>
+        <w:rPr>
+          <w:rFonts w:ascii="Times New Roman" w:hAnsi="Times New Roman" w:cs="Times New Roman"/>
+        </w:rPr>
+        <w:t xml:space="preserve"> bei j</w:t>
+      </w:r>
+      <w:r>
+        <w:rPr>
+          <w:rFonts w:ascii="Times New Roman" w:hAnsi="Times New Roman" w:cs="Times New Roman"/>
+        </w:rPr>
+        <w:t>ų</w:t>
+      </w:r>
+      <w:r>
+        <w:rPr>
+          <w:rFonts w:ascii="Times New Roman" w:hAnsi="Times New Roman" w:cs="Times New Roman"/>
+        </w:rPr>
+        <w:t xml:space="preserve"> puslap</w:t>
+      </w:r>
+      <w:r>
+        <w:rPr>
+          <w:rFonts w:ascii="Times New Roman" w:hAnsi="Times New Roman" w:cs="Times New Roman"/>
+        </w:rPr>
+        <w:t>ius</w:t>
+      </w:r>
+      <w:r>
+        <w:rPr>
+          <w:rFonts w:ascii="Times New Roman" w:hAnsi="Times New Roman" w:cs="Times New Roman"/>
+        </w:rPr>
+        <w:t>.</w:t>
+      </w:r>
+    </w:p>
+    <w:p>
+      <w:pPr>
+        <w:rPr>
+          <w:rFonts w:ascii="Times New Roman" w:hAnsi="Times New Roman" w:cs="Times New Roman"/>
+        </w:rPr>
+      </w:pPr>
+    </w:p>
+    <w:p>
+      <w:pPr>
+        <w:rPr>
+          <w:rFonts w:ascii="Times New Roman" w:hAnsi="Times New Roman" w:cs="Times New Roman"/>
+        </w:rPr>
+      </w:pPr>
+      <w:bookmarkStart w:id="6" w:name="_Hlk220505513"/>
+      <w:r>
+        <w:rPr>
+          <w:rFonts w:ascii="Times New Roman" w:hAnsi="Times New Roman" w:cs="Times New Roman"/>
+        </w:rPr>
+        <w:t xml:space="preserve">Vadovaujantis pridėtais </w:t>
+      </w:r>
+      <w:hyperlink r:id="rId10" w:history="1">
+        <w:r>
+          <w:rPr>
+            <w:rStyle w:val="Hipersaitas"/>
+            <w:rFonts w:ascii="Times New Roman" w:hAnsi="Times New Roman" w:cs="Times New Roman"/>
+          </w:rPr>
+          <w:t>https://github.com/virgilijus-1970/saugykla</w:t>
+        </w:r>
+      </w:hyperlink>
+      <w:r>
+        <w:rPr>
+          <w:rFonts w:ascii="Times New Roman" w:hAnsi="Times New Roman" w:cs="Times New Roman"/>
+        </w:rPr>
+        <w:t xml:space="preserve"> </w:t>
+      </w:r>
+      <w:r>
+        <w:rPr>
+          <w:rFonts w:ascii="Times New Roman" w:hAnsi="Times New Roman" w:cs="Times New Roman"/>
+        </w:rPr>
+        <w:t xml:space="preserve"> </w:t>
+      </w:r>
+      <w:r>
+        <w:rPr>
+          <w:rFonts w:ascii="Times New Roman" w:hAnsi="Times New Roman" w:cs="Times New Roman"/>
+          <w:color w:val="FF0000"/>
+        </w:rPr>
+        <w:t>STR 1.06.01_2016</w:t>
+      </w:r>
+      <w:r>
+        <w:rPr>
+          <w:rFonts w:ascii="Times New Roman" w:hAnsi="Times New Roman" w:cs="Times New Roman"/>
+        </w:rPr>
+        <w:t xml:space="preserve"> ir</w:t>
+      </w:r>
+      <w:r>
+        <w:rPr>
+          <w:rFonts w:ascii="Times New Roman" w:hAnsi="Times New Roman" w:cs="Times New Roman"/>
+        </w:rPr>
+        <w:t xml:space="preserve"> </w:t>
+      </w:r>
+      <w:r>
+        <w:rPr>
+          <w:rFonts w:ascii="Times New Roman" w:hAnsi="Times New Roman" w:cs="Times New Roman"/>
+          <w:color w:val="FF0000"/>
+        </w:rPr>
+        <w:t>STR 2.01.12_2024</w:t>
+      </w:r>
+      <w:r>
+        <w:rPr>
+          <w:rFonts w:ascii="Times New Roman" w:hAnsi="Times New Roman" w:cs="Times New Roman"/>
+        </w:rPr>
+        <w:t xml:space="preserve"> </w:t>
+      </w:r>
+      <w:r>
+        <w:rPr>
+          <w:rFonts w:ascii="Times New Roman" w:hAnsi="Times New Roman" w:cs="Times New Roman"/>
+        </w:rPr>
+        <w:t>reglamentais</w:t>
+      </w:r>
+      <w:r>
+        <w:rPr>
+          <w:rFonts w:ascii="Times New Roman" w:hAnsi="Times New Roman" w:cs="Times New Roman"/>
+        </w:rPr>
+        <w:t>,</w:t>
+      </w:r>
+      <w:r>
+        <w:rPr>
+          <w:rFonts w:ascii="Times New Roman" w:hAnsi="Times New Roman" w:cs="Times New Roman"/>
+        </w:rPr>
+        <w:t xml:space="preserve"> patikrinkite </w:t>
+      </w:r>
+      <w:r>
+        <w:rPr>
+          <w:rFonts w:ascii="Times New Roman" w:hAnsi="Times New Roman" w:cs="Times New Roman"/>
+          <w:highlight w:val="yellow"/>
+        </w:rPr>
+        <w:t>pridėtą projektą</w:t>
+      </w:r>
+      <w:r>
+        <w:rPr>
+          <w:rFonts w:ascii="Times New Roman" w:hAnsi="Times New Roman" w:cs="Times New Roman"/>
+        </w:rPr>
+        <w:t xml:space="preserve"> </w:t>
+      </w:r>
+      <w:r>
+        <w:rPr>
+          <w:rFonts w:ascii="Times New Roman" w:hAnsi="Times New Roman" w:cs="Times New Roman"/>
+        </w:rPr>
+        <w:t xml:space="preserve">šių </w:t>
+      </w:r>
+      <w:r>
+        <w:rPr>
+          <w:rFonts w:ascii="Times New Roman" w:hAnsi="Times New Roman" w:cs="Times New Roman"/>
+        </w:rPr>
+        <w:t>techninių reglamentų</w:t>
+      </w:r>
+      <w:r>
+        <w:rPr>
+          <w:rFonts w:ascii="Times New Roman" w:hAnsi="Times New Roman" w:cs="Times New Roman"/>
+        </w:rPr>
+        <w:t xml:space="preserve"> </w:t>
+      </w:r>
+      <w:r>
+        <w:rPr>
+          <w:rFonts w:ascii="Times New Roman" w:hAnsi="Times New Roman" w:cs="Times New Roman"/>
+        </w:rPr>
+        <w:t>atitikčiai.</w:t>
+      </w:r>
+      <w:r>
+        <w:rPr>
+          <w:rFonts w:ascii="Times New Roman" w:hAnsi="Times New Roman" w:cs="Times New Roman"/>
+        </w:rPr>
+        <w:t xml:space="preserve"> </w:t>
+      </w:r>
+      <w:r>
+        <w:rPr>
+          <w:rFonts w:ascii="Times New Roman" w:hAnsi="Times New Roman" w:cs="Times New Roman"/>
+        </w:rPr>
+        <w:t xml:space="preserve">Detaliai </w:t>
+      </w:r>
+      <w:r>
+        <w:rPr>
+          <w:rFonts w:ascii="Times New Roman" w:hAnsi="Times New Roman" w:cs="Times New Roman"/>
+        </w:rPr>
+        <w:lastRenderedPageBreak/>
+        <w:t>n</w:t>
+      </w:r>
+      <w:r>
+        <w:rPr>
+          <w:rFonts w:ascii="Times New Roman" w:hAnsi="Times New Roman" w:cs="Times New Roman"/>
+        </w:rPr>
+        <w:t xml:space="preserve">urodykite projekto trūkumus </w:t>
+      </w:r>
+      <w:r>
+        <w:rPr>
+          <w:rFonts w:ascii="Times New Roman" w:hAnsi="Times New Roman" w:cs="Times New Roman"/>
+        </w:rPr>
+        <w:t xml:space="preserve">ir pastabas jas </w:t>
+      </w:r>
+      <w:r>
+        <w:rPr>
+          <w:rFonts w:ascii="Times New Roman" w:hAnsi="Times New Roman" w:cs="Times New Roman"/>
+        </w:rPr>
+        <w:t xml:space="preserve">aprašant, cituojant ir su nuorodomis į </w:t>
+      </w:r>
+      <w:r>
+        <w:rPr>
+          <w:rFonts w:ascii="Times New Roman" w:hAnsi="Times New Roman" w:cs="Times New Roman"/>
+        </w:rPr>
+        <w:t>šių</w:t>
+      </w:r>
+      <w:r>
+        <w:rPr>
+          <w:rFonts w:ascii="Times New Roman" w:hAnsi="Times New Roman" w:cs="Times New Roman"/>
+        </w:rPr>
+        <w:t xml:space="preserve"> </w:t>
+      </w:r>
+      <w:r>
+        <w:rPr>
+          <w:rFonts w:ascii="Times New Roman" w:hAnsi="Times New Roman" w:cs="Times New Roman"/>
+        </w:rPr>
+        <w:t>reglamentų dalis</w:t>
+      </w:r>
+      <w:r>
+        <w:rPr>
+          <w:rFonts w:ascii="Times New Roman" w:hAnsi="Times New Roman" w:cs="Times New Roman"/>
+        </w:rPr>
+        <w:t xml:space="preserve"> bei j</w:t>
+      </w:r>
+      <w:r>
+        <w:rPr>
+          <w:rFonts w:ascii="Times New Roman" w:hAnsi="Times New Roman" w:cs="Times New Roman"/>
+        </w:rPr>
+        <w:t>ų</w:t>
+      </w:r>
+      <w:r>
+        <w:rPr>
+          <w:rFonts w:ascii="Times New Roman" w:hAnsi="Times New Roman" w:cs="Times New Roman"/>
+        </w:rPr>
+        <w:t xml:space="preserve"> puslap</w:t>
+      </w:r>
+      <w:r>
+        <w:rPr>
+          <w:rFonts w:ascii="Times New Roman" w:hAnsi="Times New Roman" w:cs="Times New Roman"/>
+        </w:rPr>
+        <w:t>ius</w:t>
+      </w:r>
+      <w:r>
+        <w:rPr>
+          <w:rFonts w:ascii="Times New Roman" w:hAnsi="Times New Roman" w:cs="Times New Roman"/>
+        </w:rPr>
+        <w:t>.</w:t>
+      </w:r>
+    </w:p>
+    <w:bookmarkEnd w:id="6"/>
+    <w:p>
+      <w:pPr>
+        <w:rPr>
+          <w:rFonts w:ascii="Times New Roman" w:hAnsi="Times New Roman" w:cs="Times New Roman"/>
+        </w:rPr>
+      </w:pPr>
+    </w:p>
+    <w:p>
+      <w:pPr>
+        <w:rPr>
+          <w:rFonts w:ascii="Times New Roman" w:hAnsi="Times New Roman" w:cs="Times New Roman"/>
+        </w:rPr>
+      </w:pPr>
+      <w:bookmarkStart w:id="7" w:name="_Hlk220054697"/>
+      <w:r>
+        <w:rPr>
+          <w:rFonts w:ascii="Times New Roman" w:hAnsi="Times New Roman" w:cs="Times New Roman"/>
+        </w:rPr>
+        <w:t xml:space="preserve">Vadovaujantis pridėtais </w:t>
+      </w:r>
+      <w:hyperlink r:id="rId11" w:history="1">
+        <w:r>
+          <w:rPr>
+            <w:rStyle w:val="Hipersaitas"/>
+            <w:rFonts w:ascii="Times New Roman" w:hAnsi="Times New Roman" w:cs="Times New Roman"/>
+          </w:rPr>
+          <w:t>https://github.com/virgilijus-1970/saugykla</w:t>
+        </w:r>
+      </w:hyperlink>
+      <w:r>
+        <w:rPr>
+          <w:rFonts w:ascii="Times New Roman" w:hAnsi="Times New Roman" w:cs="Times New Roman"/>
+        </w:rPr>
+        <w:t xml:space="preserve"> </w:t>
+      </w:r>
+      <w:r>
+        <w:rPr>
+          <w:rFonts w:ascii="Times New Roman" w:hAnsi="Times New Roman" w:cs="Times New Roman"/>
+        </w:rPr>
+        <w:t xml:space="preserve"> </w:t>
+      </w:r>
+      <w:r>
+        <w:rPr>
+          <w:rFonts w:ascii="Times New Roman" w:hAnsi="Times New Roman" w:cs="Times New Roman"/>
+          <w:color w:val="FF0000"/>
+        </w:rPr>
+        <w:t>STR 2.02.05_2004</w:t>
+      </w:r>
+      <w:r>
+        <w:rPr>
+          <w:rFonts w:ascii="Times New Roman" w:hAnsi="Times New Roman" w:cs="Times New Roman"/>
+        </w:rPr>
+        <w:t xml:space="preserve">, </w:t>
+      </w:r>
+      <w:r>
+        <w:rPr>
+          <w:rFonts w:ascii="Times New Roman" w:hAnsi="Times New Roman" w:cs="Times New Roman"/>
+          <w:color w:val="FF0000"/>
+        </w:rPr>
+        <w:t>STR 2.05.04 2003</w:t>
+      </w:r>
+      <w:r>
+        <w:rPr>
+          <w:rFonts w:ascii="Times New Roman" w:hAnsi="Times New Roman" w:cs="Times New Roman"/>
+          <w:color w:val="FF0000"/>
+        </w:rPr>
+        <w:t xml:space="preserve"> </w:t>
+      </w:r>
+      <w:r>
+        <w:rPr>
+          <w:rFonts w:ascii="Times New Roman" w:hAnsi="Times New Roman" w:cs="Times New Roman"/>
+        </w:rPr>
+        <w:t xml:space="preserve">ir </w:t>
+      </w:r>
+      <w:r>
+        <w:rPr>
+          <w:rFonts w:ascii="Times New Roman" w:hAnsi="Times New Roman" w:cs="Times New Roman"/>
+          <w:color w:val="FF0000"/>
+        </w:rPr>
+        <w:t>STR 2.07</w:t>
+      </w:r>
+      <w:r>
+        <w:rPr>
+          <w:rFonts w:ascii="Times New Roman" w:hAnsi="Times New Roman" w:cs="Times New Roman"/>
+          <w:color w:val="FF0000"/>
+        </w:rPr>
+        <w:t>.</w:t>
+      </w:r>
+      <w:r>
+        <w:rPr>
+          <w:rFonts w:ascii="Times New Roman" w:hAnsi="Times New Roman" w:cs="Times New Roman"/>
+          <w:color w:val="FF0000"/>
+        </w:rPr>
+        <w:t>01_2003</w:t>
+      </w:r>
+      <w:r>
+        <w:rPr>
+          <w:rFonts w:ascii="Times New Roman" w:hAnsi="Times New Roman" w:cs="Times New Roman"/>
+          <w:color w:val="FF0000"/>
+        </w:rPr>
+        <w:t xml:space="preserve"> </w:t>
+      </w:r>
+      <w:r>
+        <w:rPr>
+          <w:rFonts w:ascii="Times New Roman" w:hAnsi="Times New Roman" w:cs="Times New Roman"/>
+        </w:rPr>
+        <w:t>reglamentais</w:t>
+      </w:r>
+      <w:r>
+        <w:rPr>
+          <w:rFonts w:ascii="Times New Roman" w:hAnsi="Times New Roman" w:cs="Times New Roman"/>
+        </w:rPr>
+        <w:t>,</w:t>
+      </w:r>
+      <w:r>
+        <w:rPr>
+          <w:rFonts w:ascii="Times New Roman" w:hAnsi="Times New Roman" w:cs="Times New Roman"/>
+        </w:rPr>
+        <w:t xml:space="preserve"> patikrinkite </w:t>
+      </w:r>
+      <w:r>
+        <w:rPr>
+          <w:rFonts w:ascii="Times New Roman" w:hAnsi="Times New Roman" w:cs="Times New Roman"/>
+          <w:highlight w:val="yellow"/>
+        </w:rPr>
+        <w:t>pridėtą projektą</w:t>
+      </w:r>
+      <w:r>
+        <w:rPr>
+          <w:rFonts w:ascii="Times New Roman" w:hAnsi="Times New Roman" w:cs="Times New Roman"/>
+        </w:rPr>
+        <w:t xml:space="preserve"> </w:t>
+      </w:r>
+      <w:r>
+        <w:rPr>
+          <w:rFonts w:ascii="Times New Roman" w:hAnsi="Times New Roman" w:cs="Times New Roman"/>
+        </w:rPr>
+        <w:t xml:space="preserve">šių </w:t>
+      </w:r>
+      <w:r>
+        <w:rPr>
+          <w:rFonts w:ascii="Times New Roman" w:hAnsi="Times New Roman" w:cs="Times New Roman"/>
+        </w:rPr>
+        <w:t>techninių reglamentų</w:t>
+      </w:r>
+      <w:r>
+        <w:rPr>
+          <w:rFonts w:ascii="Times New Roman" w:hAnsi="Times New Roman" w:cs="Times New Roman"/>
+        </w:rPr>
+        <w:t xml:space="preserve"> </w:t>
+      </w:r>
+      <w:r>
+        <w:rPr>
+          <w:rFonts w:ascii="Times New Roman" w:hAnsi="Times New Roman" w:cs="Times New Roman"/>
+        </w:rPr>
+        <w:t xml:space="preserve">atitikčiai. </w:t>
+      </w:r>
+      <w:r>
+        <w:rPr>
+          <w:rFonts w:ascii="Times New Roman" w:hAnsi="Times New Roman" w:cs="Times New Roman"/>
+        </w:rPr>
+        <w:t>Detaliai n</w:t>
+      </w:r>
+      <w:r>
+        <w:rPr>
+          <w:rFonts w:ascii="Times New Roman" w:hAnsi="Times New Roman" w:cs="Times New Roman"/>
+        </w:rPr>
+        <w:t xml:space="preserve">urodykite projekto trūkumus </w:t>
+      </w:r>
+      <w:r>
+        <w:rPr>
+          <w:rFonts w:ascii="Times New Roman" w:hAnsi="Times New Roman" w:cs="Times New Roman"/>
+        </w:rPr>
+        <w:t xml:space="preserve">ir pastabas jas </w:t>
+      </w:r>
+      <w:r>
+        <w:rPr>
+          <w:rFonts w:ascii="Times New Roman" w:hAnsi="Times New Roman" w:cs="Times New Roman"/>
+        </w:rPr>
+        <w:t xml:space="preserve">aprašant, cituojant ir su nuorodomis į </w:t>
+      </w:r>
+      <w:r>
+        <w:rPr>
+          <w:rFonts w:ascii="Times New Roman" w:hAnsi="Times New Roman" w:cs="Times New Roman"/>
+        </w:rPr>
+        <w:t>šių</w:t>
+      </w:r>
+      <w:r>
+        <w:rPr>
+          <w:rFonts w:ascii="Times New Roman" w:hAnsi="Times New Roman" w:cs="Times New Roman"/>
+        </w:rPr>
+        <w:t xml:space="preserve"> </w:t>
+      </w:r>
+      <w:r>
+        <w:rPr>
+          <w:rFonts w:ascii="Times New Roman" w:hAnsi="Times New Roman" w:cs="Times New Roman"/>
+        </w:rPr>
+        <w:t>reglamentų dalis</w:t>
+      </w:r>
+      <w:r>
+        <w:rPr>
+          <w:rFonts w:ascii="Times New Roman" w:hAnsi="Times New Roman" w:cs="Times New Roman"/>
+        </w:rPr>
+        <w:t xml:space="preserve"> bei j</w:t>
+      </w:r>
+      <w:r>
+        <w:rPr>
+          <w:rFonts w:ascii="Times New Roman" w:hAnsi="Times New Roman" w:cs="Times New Roman"/>
+        </w:rPr>
+        <w:t>ų</w:t>
+      </w:r>
+      <w:r>
+        <w:rPr>
+          <w:rFonts w:ascii="Times New Roman" w:hAnsi="Times New Roman" w:cs="Times New Roman"/>
+        </w:rPr>
+        <w:t xml:space="preserve"> puslap</w:t>
+      </w:r>
+      <w:r>
+        <w:rPr>
+          <w:rFonts w:ascii="Times New Roman" w:hAnsi="Times New Roman" w:cs="Times New Roman"/>
+        </w:rPr>
+        <w:t>ius</w:t>
+      </w:r>
+      <w:r>
+        <w:rPr>
+          <w:rFonts w:ascii="Times New Roman" w:hAnsi="Times New Roman" w:cs="Times New Roman"/>
+        </w:rPr>
+        <w:t>.</w:t>
+      </w:r>
+    </w:p>
+    <w:p>
+      <w:pPr>
+        <w:rPr>
+          <w:rFonts w:ascii="Times New Roman" w:hAnsi="Times New Roman" w:cs="Times New Roman"/>
+        </w:rPr>
+      </w:pPr>
+    </w:p>
+    <w:p>
+      <w:pPr>
+        <w:rPr>
+          <w:rFonts w:ascii="Times New Roman" w:hAnsi="Times New Roman" w:cs="Times New Roman"/>
+        </w:rPr>
+      </w:pPr>
+      <w:r>
+        <w:rPr>
+          <w:rFonts w:ascii="Times New Roman" w:hAnsi="Times New Roman" w:cs="Times New Roman"/>
+        </w:rPr>
+        <w:t xml:space="preserve">Vadovaujantis pridėtais </w:t>
+      </w:r>
+      <w:hyperlink r:id="rId12" w:history="1">
+        <w:r>
+          <w:rPr>
+            <w:rStyle w:val="Hipersaitas"/>
+            <w:rFonts w:ascii="Times New Roman" w:hAnsi="Times New Roman" w:cs="Times New Roman"/>
+          </w:rPr>
+          <w:t>https://github.com/virgilijus-1970/saugykla</w:t>
+        </w:r>
+      </w:hyperlink>
+      <w:r>
+        <w:rPr>
+          <w:rFonts w:ascii="Times New Roman" w:hAnsi="Times New Roman" w:cs="Times New Roman"/>
+        </w:rPr>
+        <w:t xml:space="preserve"> </w:t>
+      </w:r>
+      <w:r>
+        <w:rPr>
+          <w:rFonts w:ascii="Times New Roman" w:hAnsi="Times New Roman" w:cs="Times New Roman"/>
+        </w:rPr>
+        <w:t xml:space="preserve"> </w:t>
+      </w:r>
+      <w:r>
+        <w:rPr>
+          <w:rFonts w:ascii="Times New Roman" w:hAnsi="Times New Roman" w:cs="Times New Roman"/>
+          <w:color w:val="FF0000"/>
+        </w:rPr>
+        <w:t>Nuotekų tvarkymo reglamentas</w:t>
+      </w:r>
+      <w:r>
+        <w:rPr>
+          <w:rFonts w:ascii="Times New Roman" w:hAnsi="Times New Roman" w:cs="Times New Roman"/>
+        </w:rPr>
+        <w:t xml:space="preserve">, </w:t>
+      </w:r>
+      <w:r>
+        <w:rPr>
+          <w:rFonts w:ascii="Times New Roman" w:hAnsi="Times New Roman" w:cs="Times New Roman"/>
+          <w:color w:val="FF0000"/>
+        </w:rPr>
+        <w:t>Paviršinių nuotekų tvarkymo reglamentas</w:t>
+      </w:r>
+      <w:r>
+        <w:rPr>
+          <w:rFonts w:ascii="Times New Roman" w:hAnsi="Times New Roman" w:cs="Times New Roman"/>
+          <w:color w:val="FF0000"/>
+        </w:rPr>
+        <w:t xml:space="preserve">, </w:t>
+      </w:r>
+      <w:proofErr w:type="spellStart"/>
+      <w:r>
+        <w:rPr>
+          <w:rFonts w:ascii="Times New Roman" w:hAnsi="Times New Roman" w:cs="Times New Roman"/>
+          <w:color w:val="FF0000"/>
+        </w:rPr>
+        <w:t>vam</w:t>
+      </w:r>
+      <w:proofErr w:type="spellEnd"/>
+      <w:r>
+        <w:rPr>
+          <w:rFonts w:ascii="Times New Roman" w:hAnsi="Times New Roman" w:cs="Times New Roman"/>
+          <w:color w:val="FF0000"/>
+        </w:rPr>
+        <w:t xml:space="preserve">-standartas </w:t>
+      </w:r>
+      <w:r>
+        <w:rPr>
+          <w:rFonts w:ascii="Times New Roman" w:hAnsi="Times New Roman" w:cs="Times New Roman"/>
+        </w:rPr>
+        <w:t>bei</w:t>
+      </w:r>
+      <w:r>
+        <w:rPr>
+          <w:rFonts w:ascii="Times New Roman" w:hAnsi="Times New Roman" w:cs="Times New Roman"/>
+        </w:rPr>
+        <w:t xml:space="preserve"> kitais galiojančiais teisės aktais</w:t>
+      </w:r>
+      <w:r>
+        <w:rPr>
+          <w:rFonts w:ascii="Times New Roman" w:hAnsi="Times New Roman" w:cs="Times New Roman"/>
+        </w:rPr>
+        <w:t>,</w:t>
+      </w:r>
+      <w:r>
+        <w:rPr>
+          <w:rFonts w:ascii="Times New Roman" w:hAnsi="Times New Roman" w:cs="Times New Roman"/>
+        </w:rPr>
+        <w:t xml:space="preserve"> patikrinkite pridėtą projektą </w:t>
+      </w:r>
+      <w:r>
+        <w:rPr>
+          <w:rFonts w:ascii="Times New Roman" w:hAnsi="Times New Roman" w:cs="Times New Roman"/>
+        </w:rPr>
+        <w:t xml:space="preserve">šių </w:t>
+      </w:r>
+      <w:r>
+        <w:rPr>
+          <w:rFonts w:ascii="Times New Roman" w:hAnsi="Times New Roman" w:cs="Times New Roman"/>
+        </w:rPr>
+        <w:t>techninių reglamentų</w:t>
+      </w:r>
+      <w:r>
+        <w:rPr>
+          <w:rFonts w:ascii="Times New Roman" w:hAnsi="Times New Roman" w:cs="Times New Roman"/>
+        </w:rPr>
+        <w:t xml:space="preserve"> ir standartų</w:t>
+      </w:r>
+      <w:r>
+        <w:rPr>
+          <w:rFonts w:ascii="Times New Roman" w:hAnsi="Times New Roman" w:cs="Times New Roman"/>
+        </w:rPr>
+        <w:t xml:space="preserve"> atitikčiai. </w:t>
+      </w:r>
+      <w:r>
+        <w:rPr>
+          <w:rFonts w:ascii="Times New Roman" w:hAnsi="Times New Roman" w:cs="Times New Roman"/>
+        </w:rPr>
+        <w:t>Detaliai n</w:t>
+      </w:r>
+      <w:r>
+        <w:rPr>
+          <w:rFonts w:ascii="Times New Roman" w:hAnsi="Times New Roman" w:cs="Times New Roman"/>
+        </w:rPr>
+        <w:t xml:space="preserve">urodykite projekto trūkumus </w:t>
+      </w:r>
+      <w:r>
+        <w:rPr>
+          <w:rFonts w:ascii="Times New Roman" w:hAnsi="Times New Roman" w:cs="Times New Roman"/>
+        </w:rPr>
+        <w:t xml:space="preserve">ir pastabas jas </w:t>
+      </w:r>
+      <w:r>
+        <w:rPr>
+          <w:rFonts w:ascii="Times New Roman" w:hAnsi="Times New Roman" w:cs="Times New Roman"/>
+        </w:rPr>
+        <w:t xml:space="preserve">aprašant, cituojant ir su nuorodomis į </w:t>
+      </w:r>
+      <w:r>
+        <w:rPr>
+          <w:rFonts w:ascii="Times New Roman" w:hAnsi="Times New Roman" w:cs="Times New Roman"/>
+        </w:rPr>
+        <w:t>šių</w:t>
+      </w:r>
+      <w:r>
+        <w:rPr>
+          <w:rFonts w:ascii="Times New Roman" w:hAnsi="Times New Roman" w:cs="Times New Roman"/>
+        </w:rPr>
+        <w:t xml:space="preserve"> </w:t>
+      </w:r>
+      <w:r>
+        <w:rPr>
+          <w:rFonts w:ascii="Times New Roman" w:hAnsi="Times New Roman" w:cs="Times New Roman"/>
+        </w:rPr>
+        <w:t>reglamentų, direktyvų ir standartų dalis</w:t>
+      </w:r>
+      <w:r>
+        <w:rPr>
+          <w:rFonts w:ascii="Times New Roman" w:hAnsi="Times New Roman" w:cs="Times New Roman"/>
+        </w:rPr>
+        <w:t xml:space="preserve"> bei j</w:t>
+      </w:r>
+      <w:r>
+        <w:rPr>
+          <w:rFonts w:ascii="Times New Roman" w:hAnsi="Times New Roman" w:cs="Times New Roman"/>
+        </w:rPr>
+        <w:t>ų</w:t>
+      </w:r>
+      <w:r>
+        <w:rPr>
+          <w:rFonts w:ascii="Times New Roman" w:hAnsi="Times New Roman" w:cs="Times New Roman"/>
+        </w:rPr>
+        <w:t xml:space="preserve"> puslap</w:t>
+      </w:r>
+      <w:r>
+        <w:rPr>
+          <w:rFonts w:ascii="Times New Roman" w:hAnsi="Times New Roman" w:cs="Times New Roman"/>
+        </w:rPr>
+        <w:t>ius</w:t>
+      </w:r>
+      <w:r>
+        <w:rPr>
+          <w:rFonts w:ascii="Times New Roman" w:hAnsi="Times New Roman" w:cs="Times New Roman"/>
+        </w:rPr>
+        <w:t>.</w:t>
+      </w:r>
+    </w:p>
+    <w:p>
+      <w:pPr>
+        <w:rPr>
+          <w:rFonts w:ascii="Times New Roman" w:hAnsi="Times New Roman" w:cs="Times New Roman"/>
+        </w:rPr>
+      </w:pPr>
+    </w:p>
+    <w:p>
+      <w:pPr>
+        <w:rPr>
+          <w:rFonts w:ascii="Times New Roman" w:hAnsi="Times New Roman" w:cs="Times New Roman"/>
+        </w:rPr>
+      </w:pPr>
+      <w:r>
+        <w:rPr>
+          <w:rFonts w:ascii="Times New Roman" w:hAnsi="Times New Roman" w:cs="Times New Roman"/>
+        </w:rPr>
+        <w:t xml:space="preserve">Vadovaujantis pridėtais </w:t>
+      </w:r>
+      <w:hyperlink r:id="rId13" w:history="1">
+        <w:r>
+          <w:rPr>
+            <w:rStyle w:val="Hipersaitas"/>
+            <w:rFonts w:ascii="Times New Roman" w:hAnsi="Times New Roman" w:cs="Times New Roman"/>
+          </w:rPr>
+          <w:t>https://github.com/virgilijus-1970/saugykla</w:t>
+        </w:r>
+      </w:hyperlink>
+      <w:r>
+        <w:rPr>
+          <w:rFonts w:ascii="Times New Roman" w:hAnsi="Times New Roman" w:cs="Times New Roman"/>
+        </w:rPr>
+        <w:t xml:space="preserve"> </w:t>
+      </w:r>
+      <w:r>
+        <w:rPr>
+          <w:rFonts w:ascii="Times New Roman" w:hAnsi="Times New Roman" w:cs="Times New Roman"/>
+        </w:rPr>
+        <w:t xml:space="preserve"> </w:t>
+      </w:r>
+      <w:r>
+        <w:rPr>
+          <w:rFonts w:ascii="Times New Roman" w:hAnsi="Times New Roman" w:cs="Times New Roman"/>
+          <w:color w:val="FF0000"/>
+        </w:rPr>
+        <w:t>vandentiekio-tinklu-</w:t>
+      </w:r>
+      <w:proofErr w:type="spellStart"/>
+      <w:r>
+        <w:rPr>
+          <w:rFonts w:ascii="Times New Roman" w:hAnsi="Times New Roman" w:cs="Times New Roman"/>
+          <w:color w:val="FF0000"/>
+        </w:rPr>
+        <w:t>infrastrukturos</w:t>
+      </w:r>
+      <w:proofErr w:type="spellEnd"/>
+      <w:r>
+        <w:rPr>
+          <w:rFonts w:ascii="Times New Roman" w:hAnsi="Times New Roman" w:cs="Times New Roman"/>
+          <w:color w:val="FF0000"/>
+        </w:rPr>
+        <w:t xml:space="preserve">-standartas, </w:t>
+      </w:r>
+      <w:proofErr w:type="spellStart"/>
+      <w:r>
+        <w:rPr>
+          <w:rFonts w:ascii="Times New Roman" w:hAnsi="Times New Roman" w:cs="Times New Roman"/>
+          <w:color w:val="FF0000"/>
+        </w:rPr>
+        <w:t>nu</w:t>
+      </w:r>
+      <w:r>
+        <w:rPr>
+          <w:rFonts w:ascii="Times New Roman" w:hAnsi="Times New Roman" w:cs="Times New Roman"/>
+          <w:color w:val="FF0000"/>
+        </w:rPr>
+        <w:t>o</w:t>
+      </w:r>
+      <w:r>
+        <w:rPr>
+          <w:rFonts w:ascii="Times New Roman" w:hAnsi="Times New Roman" w:cs="Times New Roman"/>
+          <w:color w:val="FF0000"/>
+        </w:rPr>
+        <w:t>teku</w:t>
+      </w:r>
+      <w:proofErr w:type="spellEnd"/>
+      <w:r>
+        <w:rPr>
+          <w:rFonts w:ascii="Times New Roman" w:hAnsi="Times New Roman" w:cs="Times New Roman"/>
+          <w:color w:val="FF0000"/>
+        </w:rPr>
+        <w:t>-tinklu-</w:t>
+      </w:r>
+      <w:proofErr w:type="spellStart"/>
+      <w:r>
+        <w:rPr>
+          <w:rFonts w:ascii="Times New Roman" w:hAnsi="Times New Roman" w:cs="Times New Roman"/>
+          <w:color w:val="FF0000"/>
+        </w:rPr>
+        <w:t>infrastrukturos</w:t>
+      </w:r>
+      <w:proofErr w:type="spellEnd"/>
+      <w:r>
+        <w:rPr>
+          <w:rFonts w:ascii="Times New Roman" w:hAnsi="Times New Roman" w:cs="Times New Roman"/>
+          <w:color w:val="FF0000"/>
+        </w:rPr>
+        <w:t xml:space="preserve">-standartas, geriamojo vandens direktyva </w:t>
+      </w:r>
+      <w:r>
+        <w:rPr>
+          <w:rFonts w:ascii="Times New Roman" w:hAnsi="Times New Roman" w:cs="Times New Roman"/>
+        </w:rPr>
+        <w:t>bei</w:t>
+      </w:r>
+      <w:r>
+        <w:rPr>
+          <w:rFonts w:ascii="Times New Roman" w:hAnsi="Times New Roman" w:cs="Times New Roman"/>
+        </w:rPr>
+        <w:t xml:space="preserve"> kitais galiojančiais teisės aktais</w:t>
+      </w:r>
+      <w:r>
+        <w:rPr>
+          <w:rFonts w:ascii="Times New Roman" w:hAnsi="Times New Roman" w:cs="Times New Roman"/>
+        </w:rPr>
+        <w:t>,</w:t>
+      </w:r>
+      <w:r>
+        <w:rPr>
+          <w:rFonts w:ascii="Times New Roman" w:hAnsi="Times New Roman" w:cs="Times New Roman"/>
+        </w:rPr>
+        <w:t xml:space="preserve"> patikrinkite pridėtą projektą </w:t>
+      </w:r>
+      <w:r>
+        <w:rPr>
+          <w:rFonts w:ascii="Times New Roman" w:hAnsi="Times New Roman" w:cs="Times New Roman"/>
+        </w:rPr>
+        <w:t xml:space="preserve">šių </w:t>
+      </w:r>
+      <w:r>
+        <w:rPr>
+          <w:rFonts w:ascii="Times New Roman" w:hAnsi="Times New Roman" w:cs="Times New Roman"/>
+        </w:rPr>
+        <w:t>techninių reglamentų</w:t>
+      </w:r>
+      <w:r>
+        <w:rPr>
+          <w:rFonts w:ascii="Times New Roman" w:hAnsi="Times New Roman" w:cs="Times New Roman"/>
+        </w:rPr>
+        <w:t xml:space="preserve"> ir standartų</w:t>
+      </w:r>
+      <w:r>
+        <w:rPr>
+          <w:rFonts w:ascii="Times New Roman" w:hAnsi="Times New Roman" w:cs="Times New Roman"/>
+        </w:rPr>
+        <w:t xml:space="preserve"> atitikčiai. </w:t>
+      </w:r>
+      <w:r>
+        <w:rPr>
+          <w:rFonts w:ascii="Times New Roman" w:hAnsi="Times New Roman" w:cs="Times New Roman"/>
+        </w:rPr>
+        <w:t>Detaliai n</w:t>
+      </w:r>
+      <w:r>
+        <w:rPr>
+          <w:rFonts w:ascii="Times New Roman" w:hAnsi="Times New Roman" w:cs="Times New Roman"/>
+        </w:rPr>
+        <w:t xml:space="preserve">urodykite projekto trūkumus </w:t>
+      </w:r>
+      <w:r>
+        <w:rPr>
+          <w:rFonts w:ascii="Times New Roman" w:hAnsi="Times New Roman" w:cs="Times New Roman"/>
+        </w:rPr>
+        <w:t xml:space="preserve">ir pastabas jas </w:t>
+      </w:r>
+      <w:r>
+        <w:rPr>
+          <w:rFonts w:ascii="Times New Roman" w:hAnsi="Times New Roman" w:cs="Times New Roman"/>
+        </w:rPr>
+        <w:t xml:space="preserve">aprašant, cituojant ir su nuorodomis į </w:t>
+      </w:r>
+      <w:r>
+        <w:rPr>
+          <w:rFonts w:ascii="Times New Roman" w:hAnsi="Times New Roman" w:cs="Times New Roman"/>
+        </w:rPr>
+        <w:t>šių</w:t>
+      </w:r>
+      <w:r>
+        <w:rPr>
+          <w:rFonts w:ascii="Times New Roman" w:hAnsi="Times New Roman" w:cs="Times New Roman"/>
+        </w:rPr>
+        <w:t xml:space="preserve"> </w:t>
+      </w:r>
+      <w:r>
+        <w:rPr>
+          <w:rFonts w:ascii="Times New Roman" w:hAnsi="Times New Roman" w:cs="Times New Roman"/>
+        </w:rPr>
+        <w:t>reglamentų, direktyvų ir standartų dalis</w:t>
+      </w:r>
+      <w:r>
+        <w:rPr>
+          <w:rFonts w:ascii="Times New Roman" w:hAnsi="Times New Roman" w:cs="Times New Roman"/>
+        </w:rPr>
+        <w:t xml:space="preserve"> bei j</w:t>
+      </w:r>
+      <w:r>
+        <w:rPr>
+          <w:rFonts w:ascii="Times New Roman" w:hAnsi="Times New Roman" w:cs="Times New Roman"/>
+        </w:rPr>
+        <w:t>ų</w:t>
+      </w:r>
+      <w:r>
+        <w:rPr>
+          <w:rFonts w:ascii="Times New Roman" w:hAnsi="Times New Roman" w:cs="Times New Roman"/>
+        </w:rPr>
+        <w:t xml:space="preserve"> puslap</w:t>
+      </w:r>
+      <w:r>
+        <w:rPr>
+          <w:rFonts w:ascii="Times New Roman" w:hAnsi="Times New Roman" w:cs="Times New Roman"/>
+        </w:rPr>
+        <w:t>ius</w:t>
+      </w:r>
+      <w:r>
+        <w:rPr>
+          <w:rFonts w:ascii="Times New Roman" w:hAnsi="Times New Roman" w:cs="Times New Roman"/>
+        </w:rPr>
+        <w:t>.</w:t>
+      </w:r>
+    </w:p>
+    <w:p>
+      <w:pPr>
+        <w:rPr>
+          <w:rFonts w:ascii="Times New Roman" w:hAnsi="Times New Roman" w:cs="Times New Roman"/>
+        </w:rPr>
+      </w:pPr>
+    </w:p>
+    <w:p>
+      <w:pPr>
+        <w:rPr>
+          <w:rFonts w:ascii="Times New Roman" w:hAnsi="Times New Roman" w:cs="Times New Roman"/>
+        </w:rPr>
+      </w:pPr>
+      <w:bookmarkStart w:id="8" w:name="_Hlk220054875"/>
+      <w:bookmarkEnd w:id="7"/>
+      <w:r>
+        <w:rPr>
+          <w:rFonts w:ascii="Times New Roman" w:hAnsi="Times New Roman" w:cs="Times New Roman"/>
+        </w:rPr>
+        <w:t xml:space="preserve">Vadovaujantis pridėtais </w:t>
+      </w:r>
+      <w:hyperlink r:id="rId14" w:history="1">
+        <w:r>
+          <w:rPr>
+            <w:rStyle w:val="Hipersaitas"/>
+            <w:rFonts w:ascii="Times New Roman" w:hAnsi="Times New Roman" w:cs="Times New Roman"/>
+          </w:rPr>
+          <w:t>https://github.com/virgilijus-1970/saugykla</w:t>
+        </w:r>
+      </w:hyperlink>
+      <w:r>
+        <w:rPr>
+          <w:rFonts w:ascii="Times New Roman" w:hAnsi="Times New Roman" w:cs="Times New Roman"/>
+        </w:rPr>
+        <w:t xml:space="preserve"> </w:t>
+      </w:r>
+      <w:r>
+        <w:rPr>
+          <w:rFonts w:ascii="Times New Roman" w:hAnsi="Times New Roman" w:cs="Times New Roman"/>
+        </w:rPr>
+        <w:t xml:space="preserve"> </w:t>
+      </w:r>
+      <w:r>
+        <w:rPr>
+          <w:rFonts w:ascii="Times New Roman" w:hAnsi="Times New Roman" w:cs="Times New Roman"/>
+          <w:color w:val="FF0000"/>
+        </w:rPr>
+        <w:t>HN 42-2009</w:t>
+      </w:r>
+      <w:r>
+        <w:rPr>
+          <w:rFonts w:ascii="Times New Roman" w:hAnsi="Times New Roman" w:cs="Times New Roman"/>
+        </w:rPr>
+        <w:t xml:space="preserve">, </w:t>
+      </w:r>
+      <w:r>
+        <w:rPr>
+          <w:rFonts w:ascii="Times New Roman" w:hAnsi="Times New Roman" w:cs="Times New Roman"/>
+          <w:color w:val="FF0000"/>
+        </w:rPr>
+        <w:t xml:space="preserve">HN 33_2011 </w:t>
+      </w:r>
+      <w:r>
+        <w:rPr>
+          <w:rFonts w:ascii="Times New Roman" w:hAnsi="Times New Roman" w:cs="Times New Roman"/>
+        </w:rPr>
+        <w:t xml:space="preserve">ir </w:t>
+      </w:r>
+      <w:r>
+        <w:rPr>
+          <w:rFonts w:ascii="Times New Roman" w:hAnsi="Times New Roman" w:cs="Times New Roman"/>
+          <w:color w:val="FF0000"/>
+        </w:rPr>
+        <w:t xml:space="preserve">HN 24_2023 </w:t>
+      </w:r>
+      <w:r>
+        <w:rPr>
+          <w:rFonts w:ascii="Times New Roman" w:hAnsi="Times New Roman" w:cs="Times New Roman"/>
+        </w:rPr>
+        <w:t>normomis</w:t>
+      </w:r>
+      <w:r>
+        <w:rPr>
+          <w:rFonts w:ascii="Times New Roman" w:hAnsi="Times New Roman" w:cs="Times New Roman"/>
+        </w:rPr>
+        <w:t xml:space="preserve"> ir kitais galiojančiais teisės aktais, patikrinkite pridėtą projektą </w:t>
+      </w:r>
+      <w:r>
+        <w:rPr>
+          <w:rFonts w:ascii="Times New Roman" w:hAnsi="Times New Roman" w:cs="Times New Roman"/>
+        </w:rPr>
+        <w:t>šių higienos normų</w:t>
+      </w:r>
+      <w:r>
+        <w:rPr>
+          <w:rFonts w:ascii="Times New Roman" w:hAnsi="Times New Roman" w:cs="Times New Roman"/>
+        </w:rPr>
+        <w:t xml:space="preserve"> atitikčiai, ypač detaliai </w:t>
+      </w:r>
+      <w:r>
+        <w:rPr>
+          <w:rFonts w:ascii="Times New Roman" w:hAnsi="Times New Roman" w:cs="Times New Roman"/>
+        </w:rPr>
+        <w:t xml:space="preserve">pagal </w:t>
+      </w:r>
+      <w:r>
+        <w:rPr>
+          <w:rFonts w:ascii="Times New Roman" w:hAnsi="Times New Roman" w:cs="Times New Roman"/>
+          <w:color w:val="FF0000"/>
+        </w:rPr>
+        <w:t>HN 24_2023</w:t>
+      </w:r>
+      <w:r>
+        <w:rPr>
+          <w:rFonts w:ascii="Times New Roman" w:hAnsi="Times New Roman" w:cs="Times New Roman"/>
+        </w:rPr>
+        <w:t xml:space="preserve">. </w:t>
+      </w:r>
+      <w:r>
+        <w:rPr>
+          <w:rFonts w:ascii="Times New Roman" w:hAnsi="Times New Roman" w:cs="Times New Roman"/>
+        </w:rPr>
+        <w:t>Detaliai n</w:t>
+      </w:r>
+      <w:r>
+        <w:rPr>
+          <w:rFonts w:ascii="Times New Roman" w:hAnsi="Times New Roman" w:cs="Times New Roman"/>
+        </w:rPr>
+        <w:t xml:space="preserve">urodykite projekto trūkumus </w:t>
+      </w:r>
+      <w:r>
+        <w:rPr>
+          <w:rFonts w:ascii="Times New Roman" w:hAnsi="Times New Roman" w:cs="Times New Roman"/>
+        </w:rPr>
+        <w:t xml:space="preserve">ir pastabas jas </w:t>
+      </w:r>
+      <w:r>
+        <w:rPr>
+          <w:rFonts w:ascii="Times New Roman" w:hAnsi="Times New Roman" w:cs="Times New Roman"/>
+        </w:rPr>
+        <w:t xml:space="preserve">aprašant, cituojant ir su nuorodomis į </w:t>
+      </w:r>
+      <w:r>
+        <w:rPr>
+          <w:rFonts w:ascii="Times New Roman" w:hAnsi="Times New Roman" w:cs="Times New Roman"/>
+        </w:rPr>
+        <w:t>šių</w:t>
+      </w:r>
+      <w:r>
+        <w:rPr>
+          <w:rFonts w:ascii="Times New Roman" w:hAnsi="Times New Roman" w:cs="Times New Roman"/>
+        </w:rPr>
+        <w:t xml:space="preserve"> </w:t>
+      </w:r>
+      <w:r>
+        <w:rPr>
+          <w:rFonts w:ascii="Times New Roman" w:hAnsi="Times New Roman" w:cs="Times New Roman"/>
+        </w:rPr>
+        <w:t>normų dalis</w:t>
+      </w:r>
+      <w:r>
+        <w:rPr>
+          <w:rFonts w:ascii="Times New Roman" w:hAnsi="Times New Roman" w:cs="Times New Roman"/>
+        </w:rPr>
+        <w:t xml:space="preserve"> bei j</w:t>
+      </w:r>
+      <w:r>
+        <w:rPr>
+          <w:rFonts w:ascii="Times New Roman" w:hAnsi="Times New Roman" w:cs="Times New Roman"/>
+        </w:rPr>
+        <w:t>ų</w:t>
+      </w:r>
+      <w:r>
+        <w:rPr>
+          <w:rFonts w:ascii="Times New Roman" w:hAnsi="Times New Roman" w:cs="Times New Roman"/>
+        </w:rPr>
+        <w:t xml:space="preserve"> puslap</w:t>
+      </w:r>
+      <w:r>
+        <w:rPr>
+          <w:rFonts w:ascii="Times New Roman" w:hAnsi="Times New Roman" w:cs="Times New Roman"/>
+        </w:rPr>
+        <w:t>ius</w:t>
+      </w:r>
+      <w:r>
+        <w:rPr>
+          <w:rFonts w:ascii="Times New Roman" w:hAnsi="Times New Roman" w:cs="Times New Roman"/>
+        </w:rPr>
+        <w:t>.</w:t>
+      </w:r>
+    </w:p>
+    <w:bookmarkEnd w:id="8"/>
+    <w:p>
+      <w:pPr>
+        <w:rPr>
+          <w:rFonts w:ascii="Times New Roman" w:hAnsi="Times New Roman" w:cs="Times New Roman"/>
+        </w:rPr>
+      </w:pPr>
+    </w:p>
+    <w:p>
+      <w:bookmarkStart w:id="9" w:name="_Hlk220055633"/>
+      <w:r>
+        <w:rPr>
+          <w:rFonts w:ascii="Times New Roman" w:hAnsi="Times New Roman" w:cs="Times New Roman"/>
+        </w:rPr>
+        <w:t xml:space="preserve">Nurodykite </w:t>
+      </w:r>
+      <w:r>
+        <w:rPr>
+          <w:rFonts w:ascii="Times New Roman" w:hAnsi="Times New Roman" w:cs="Times New Roman"/>
+        </w:rPr>
+        <w:t xml:space="preserve">išsamiai </w:t>
+      </w:r>
+      <w:r>
+        <w:rPr>
+          <w:rFonts w:ascii="Times New Roman" w:hAnsi="Times New Roman" w:cs="Times New Roman"/>
+        </w:rPr>
+        <w:t xml:space="preserve">visas </w:t>
       </w:r>
       <w:r>
         <w:rPr>
@@ -1794,19 +2715,67 @@
         <w:rPr>
           <w:rFonts w:ascii="Times New Roman" w:hAnsi="Times New Roman" w:cs="Times New Roman"/>
         </w:rPr>
-        <w:t>neatitiktis tarp: brėžinių, aprašomosios dalies ir techninių specifikacijų. Pateikite numatomus trūkumus. Paskaičiuokite ir palyginkite tarpusavyje žiniaraščių įrašytus kiekius su brėžiniuose pateiktais. Naudokite esamą mastelį.</w:t>
-      </w:r>
-      <w:r>
-        <w:rPr>
-          <w:rFonts w:ascii="Times New Roman" w:hAnsi="Times New Roman" w:cs="Times New Roman"/>
-        </w:rPr>
-        <w:t xml:space="preserve"> </w:t>
-      </w:r>
-      <w:r>
-        <w:rPr>
-          <w:rFonts w:ascii="Times New Roman" w:hAnsi="Times New Roman" w:cs="Times New Roman"/>
-        </w:rPr>
-        <w:t>Detaliai</w:t>
+        <w:t xml:space="preserve">neatitiktis </w:t>
+      </w:r>
+      <w:r>
+        <w:rPr>
+          <w:rFonts w:ascii="Times New Roman" w:hAnsi="Times New Roman" w:cs="Times New Roman"/>
+        </w:rPr>
+        <w:t xml:space="preserve">tarpusavyje </w:t>
+      </w:r>
+      <w:r>
+        <w:rPr>
+          <w:rFonts w:ascii="Times New Roman" w:hAnsi="Times New Roman" w:cs="Times New Roman"/>
+        </w:rPr>
+        <w:t xml:space="preserve">tarp: brėžinių, aprašomosios dalies ir techninių specifikacijų. Pateikite numatomus </w:t>
+      </w:r>
+      <w:r>
+        <w:rPr>
+          <w:rFonts w:ascii="Times New Roman" w:hAnsi="Times New Roman" w:cs="Times New Roman"/>
+        </w:rPr>
+        <w:t xml:space="preserve">ir galimus </w:t>
+      </w:r>
+      <w:r>
+        <w:rPr>
+          <w:rFonts w:ascii="Times New Roman" w:hAnsi="Times New Roman" w:cs="Times New Roman"/>
+        </w:rPr>
+        <w:t>trūkumus. Paskaičiuokite ir palyginkite tarpusavyje žiniaraščių įrašytus kiekius su brėžiniuose pateiktais</w:t>
+      </w:r>
+      <w:r>
+        <w:rPr>
+          <w:rFonts w:ascii="Times New Roman" w:hAnsi="Times New Roman" w:cs="Times New Roman"/>
+        </w:rPr>
+        <w:t xml:space="preserve"> kiekiais</w:t>
+      </w:r>
+      <w:r>
+        <w:rPr>
+          <w:rFonts w:ascii="Times New Roman" w:hAnsi="Times New Roman" w:cs="Times New Roman"/>
+        </w:rPr>
+        <w:t>. Naudokite esamą mastelį.</w:t>
+      </w:r>
+      <w:r>
+        <w:rPr>
+          <w:rFonts w:ascii="Times New Roman" w:hAnsi="Times New Roman" w:cs="Times New Roman"/>
+        </w:rPr>
+        <w:t xml:space="preserve"> </w:t>
+      </w:r>
+      <w:r>
+        <w:rPr>
+          <w:rFonts w:ascii="Times New Roman" w:hAnsi="Times New Roman" w:cs="Times New Roman"/>
+        </w:rPr>
+        <w:t>Rezultate d</w:t>
+      </w:r>
+      <w:r>
+        <w:rPr>
+          <w:rFonts w:ascii="Times New Roman" w:hAnsi="Times New Roman" w:cs="Times New Roman"/>
+        </w:rPr>
+        <w:t>etaliai</w:t>
+      </w:r>
+      <w:r>
+        <w:rPr>
+          <w:rFonts w:ascii="Times New Roman" w:hAnsi="Times New Roman" w:cs="Times New Roman"/>
+        </w:rPr>
+        <w:t xml:space="preserve"> ir išsamiai</w:t>
       </w:r>
       <w:r>
         <w:rPr>
@@ -1830,7 +2799,19 @@
         <w:rPr>
           <w:rFonts w:ascii="Times New Roman" w:hAnsi="Times New Roman" w:cs="Times New Roman"/>
         </w:rPr>
-        <w:t xml:space="preserve">aprašant, cituojant ir su nuorodomis į </w:t>
+        <w:t xml:space="preserve">aprašant, cituojant </w:t>
+      </w:r>
+      <w:r>
+        <w:rPr>
+          <w:rFonts w:ascii="Times New Roman" w:hAnsi="Times New Roman" w:cs="Times New Roman"/>
+        </w:rPr>
+        <w:t xml:space="preserve">bei </w:t>
+      </w:r>
+      <w:r>
+        <w:rPr>
+          <w:rFonts w:ascii="Times New Roman" w:hAnsi="Times New Roman" w:cs="Times New Roman"/>
+        </w:rPr>
+        <w:t xml:space="preserve">su nuorodomis į </w:t>
       </w:r>
       <w:r>
         <w:rPr>
@@ -1848,13 +2829,7 @@
         <w:rPr>
           <w:rFonts w:ascii="Times New Roman" w:hAnsi="Times New Roman" w:cs="Times New Roman"/>
         </w:rPr>
-        <w:t>brėžinių ir specifikacijų</w:t>
-      </w:r>
-      <w:r>
-        <w:rPr>
-          <w:rFonts w:ascii="Times New Roman" w:hAnsi="Times New Roman" w:cs="Times New Roman"/>
-        </w:rPr>
-        <w:t xml:space="preserve"> dalis</w:t>
+        <w:t>brėžinių ir specifikacijų dalis</w:t>
       </w:r>
       <w:r>
         <w:rPr>
@@ -1885,12 +2860,120 @@
           <w:rFonts w:ascii="Times New Roman" w:hAnsi="Times New Roman" w:cs="Times New Roman"/>
         </w:rPr>
         <w:t>.</w:t>
+      </w:r>
+    </w:p>
+    <w:bookmarkEnd w:id="9"/>
+    <w:p/>
+    <w:p/>
+    <w:p>
+      <w:pPr>
+        <w:numPr>
+          <w:ilvl w:val="0"/>
+          <w:numId w:val="2"/>
+        </w:numPr>
+        <w:rPr>
+          <w:b/>
+          <w:bCs/>
+          <w:color w:val="00B0F0"/>
+        </w:rPr>
+      </w:pPr>
+      <w:r>
+        <w:rPr>
+          <w:b/>
+          <w:bCs/>
+          <w:color w:val="00B0F0"/>
+        </w:rPr>
+        <w:t>Atsidarote Statybos įstatymą ir STR 1.01.03 – nustatote, ką tikrinate.</w:t>
+      </w:r>
+    </w:p>
+    <w:p>
+      <w:pPr>
+        <w:numPr>
+          <w:ilvl w:val="0"/>
+          <w:numId w:val="2"/>
+        </w:numPr>
+        <w:rPr>
+          <w:b/>
+          <w:bCs/>
+          <w:color w:val="00B0F0"/>
+        </w:rPr>
+      </w:pPr>
+      <w:r>
+        <w:rPr>
+          <w:b/>
+          <w:bCs/>
+          <w:color w:val="00B0F0"/>
+        </w:rPr>
+        <w:t>Pagal STR 1.04.04 ir STR 1.05.01 patikrinate, ar dokumentacija pilna ir teisinga.</w:t>
+      </w:r>
+    </w:p>
+    <w:p>
+      <w:pPr>
+        <w:numPr>
+          <w:ilvl w:val="0"/>
+          <w:numId w:val="2"/>
+        </w:numPr>
+        <w:rPr>
+          <w:b/>
+          <w:bCs/>
+          <w:color w:val="00B0F0"/>
+        </w:rPr>
+      </w:pPr>
+      <w:r>
+        <w:rPr>
+          <w:b/>
+          <w:bCs/>
+          <w:color w:val="00B0F0"/>
+        </w:rPr>
+        <w:t>Pagal SŽNS įstatymą ir STR 2.06.04 įvertinate sklypo planą.</w:t>
+      </w:r>
+    </w:p>
+    <w:p>
+      <w:pPr>
+        <w:numPr>
+          <w:ilvl w:val="0"/>
+          <w:numId w:val="2"/>
+        </w:numPr>
+        <w:rPr>
+          <w:b/>
+          <w:bCs/>
+          <w:color w:val="00B0F0"/>
+        </w:rPr>
+      </w:pPr>
+      <w:r>
+        <w:rPr>
+          <w:b/>
+          <w:bCs/>
+          <w:color w:val="00B0F0"/>
+        </w:rPr>
+        <w:t>Pagal specifinius STR 2.02.xx ir STR 2.03.01 tikrinate architektūrą.</w:t>
+      </w:r>
+    </w:p>
+    <w:p>
+      <w:pPr>
+        <w:numPr>
+          <w:ilvl w:val="0"/>
+          <w:numId w:val="2"/>
+        </w:numPr>
+        <w:rPr>
+          <w:b/>
+          <w:bCs/>
+          <w:color w:val="00B0F0"/>
+        </w:rPr>
+      </w:pPr>
+      <w:r>
+        <w:rPr>
+          <w:b/>
+          <w:bCs/>
+          <w:color w:val="00B0F0"/>
+        </w:rPr>
+        <w:t>Pagal STR 2.05.xx ir STR 2.09.xx / 2.07.xx tikrinate inžineriją.</w:t>
       </w:r>
     </w:p>
     <w:p/>
     <w:sectPr>
       <w:pgSz w:w="11906" w:h="16838"/>
-      <w:pgMar w:top="284" w:right="567" w:bottom="1134" w:left="1701" w:header="567" w:footer="567" w:gutter="0"/>
+      <w:pgMar w:top="284" w:right="567" w:bottom="709" w:left="1701" w:header="567" w:footer="567" w:gutter="0"/>
       <w:cols w:space="1296"/>
       <w:docGrid w:linePitch="360"/>
     </w:sectPr>
@@ -2013,8 +3096,124 @@
       </w:rPr>
     </w:lvl>
   </w:abstractNum>
+  <w:abstractNum w:abstractNumId="1" w15:restartNumberingAfterBreak="0">
+    <w:nsid w:val="699C5F9A"/>
+    <w:multiLevelType w:val="multilevel"/>
+    <w:tmpl w:val="CFD22B76"/>
+    <w:lvl w:ilvl="0">
+      <w:start w:val="1"/>
+      <w:numFmt w:val="decimal"/>
+      <w:lvlText w:val="%1."/>
+      <w:lvlJc w:val="left"/>
+      <w:pPr>
+        <w:tabs>
+          <w:tab w:val="num" w:pos="720"/>
+        </w:tabs>
+        <w:ind w:left="720" w:hanging="360"/>
+      </w:pPr>
+    </w:lvl>
+    <w:lvl w:ilvl="1" w:tentative="1">
+      <w:start w:val="1"/>
+      <w:numFmt w:val="decimal"/>
+      <w:lvlText w:val="%2."/>
+      <w:lvlJc w:val="left"/>
+      <w:pPr>
+        <w:tabs>
+          <w:tab w:val="num" w:pos="1440"/>
+        </w:tabs>
+        <w:ind w:left="1440" w:hanging="360"/>
+      </w:pPr>
+    </w:lvl>
+    <w:lvl w:ilvl="2" w:tentative="1">
+      <w:start w:val="1"/>
+      <w:numFmt w:val="decimal"/>
+      <w:lvlText w:val="%3."/>
+      <w:lvlJc w:val="left"/>
+      <w:pPr>
+        <w:tabs>
+          <w:tab w:val="num" w:pos="2160"/>
+        </w:tabs>
+        <w:ind w:left="2160" w:hanging="360"/>
+      </w:pPr>
+    </w:lvl>
+    <w:lvl w:ilvl="3" w:tentative="1">
+      <w:start w:val="1"/>
+      <w:numFmt w:val="decimal"/>
+      <w:lvlText w:val="%4."/>
+      <w:lvlJc w:val="left"/>
+      <w:pPr>
+        <w:tabs>
+          <w:tab w:val="num" w:pos="2880"/>
+        </w:tabs>
+        <w:ind w:left="2880" w:hanging="360"/>
+      </w:pPr>
+    </w:lvl>
+    <w:lvl w:ilvl="4" w:tentative="1">
+      <w:start w:val="1"/>
+      <w:numFmt w:val="decimal"/>
+      <w:lvlText w:val="%5."/>
+      <w:lvlJc w:val="left"/>
+      <w:pPr>
+        <w:tabs>
+          <w:tab w:val="num" w:pos="3600"/>
+        </w:tabs>
+        <w:ind w:left="3600" w:hanging="360"/>
+      </w:pPr>
+    </w:lvl>
+    <w:lvl w:ilvl="5" w:tentative="1">
+      <w:start w:val="1"/>
+      <w:numFmt w:val="decimal"/>
+      <w:lvlText w:val="%6."/>
+      <w:lvlJc w:val="left"/>
+      <w:pPr>
+        <w:tabs>
+          <w:tab w:val="num" w:pos="4320"/>
+        </w:tabs>
+        <w:ind w:left="4320" w:hanging="360"/>
+      </w:pPr>
+    </w:lvl>
+    <w:lvl w:ilvl="6" w:tentative="1">
+      <w:start w:val="1"/>
+      <w:numFmt w:val="decimal"/>
+      <w:lvlText w:val="%7."/>
+      <w:lvlJc w:val="left"/>
+      <w:pPr>
+        <w:tabs>
+          <w:tab w:val="num" w:pos="5040"/>
+        </w:tabs>
+        <w:ind w:left="5040" w:hanging="360"/>
+      </w:pPr>
+    </w:lvl>
+    <w:lvl w:ilvl="7" w:tentative="1">
+      <w:start w:val="1"/>
+      <w:numFmt w:val="decimal"/>
+      <w:lvlText w:val="%8."/>
+      <w:lvlJc w:val="left"/>
+      <w:pPr>
+        <w:tabs>
+          <w:tab w:val="num" w:pos="5760"/>
+        </w:tabs>
+        <w:ind w:left="5760" w:hanging="360"/>
+      </w:pPr>
+    </w:lvl>
+    <w:lvl w:ilvl="8" w:tentative="1">
+      <w:start w:val="1"/>
+      <w:numFmt w:val="decimal"/>
+      <w:lvlText w:val="%9."/>
+      <w:lvlJc w:val="left"/>
+      <w:pPr>
+        <w:tabs>
+          <w:tab w:val="num" w:pos="6480"/>
+        </w:tabs>
+        <w:ind w:left="6480" w:hanging="360"/>
+      </w:pPr>
+    </w:lvl>
+  </w:abstractNum>
   <w:num w:numId="1" w16cid:durableId="439498127">
     <w:abstractNumId w:val="0"/>
+  </w:num>
+  <w:num w:numId="2" w16cid:durableId="1756440099">
+    <w:abstractNumId w:val="1"/>
   </w:num>
 </w:numbering>
 </file>
@@ -3265,4 +4464,16 @@
     </a:ext>
   </a:extLst>
 </a:theme>
+</file>
+
+<file path=customXml/item1.xml><?xml version="1.0" encoding="utf-8"?>
+<b:Sources xmlns:b="http://schemas.openxmlformats.org/officeDocument/2006/bibliography" xmlns="http://schemas.openxmlformats.org/officeDocument/2006/bibliography" SelectedStyle="\APASixthEditionOfficeOnline.xsl" StyleName="APA" Version="6"/>
+</file>
+
+<file path=customXml/itemProps1.xml><?xml version="1.0" encoding="utf-8"?>
+<ds:datastoreItem xmlns:ds="http://schemas.openxmlformats.org/officeDocument/2006/customXml" ds:itemID="{52CDC001-B44A-444B-BD74-0E54E0277BF7}">
+  <ds:schemaRefs>
+    <ds:schemaRef ds:uri="http://schemas.openxmlformats.org/officeDocument/2006/bibliography"/>
+  </ds:schemaRefs>
+</ds:datastoreItem>
 </file>